--- a/docs/Аннотация_Гамов_П_А.docx
+++ b/docs/Аннотация_Гамов_П_А.docx
@@ -4,8 +4,7 @@
   <w:body>
     <w:p>
       <w:pPr>
-        <w:spacing w:line="240" w:lineRule="auto"/>
-        <w:ind w:firstLine="709"/>
+        <w:spacing w:after="0" w:line="240" w:lineRule="auto"/>
         <w:jc w:val="center"/>
         <w:rPr>
           <w:rFonts w:ascii="Times New Roman" w:hAnsi="Times New Roman" w:cs="Times New Roman"/>
@@ -24,8 +23,7 @@
     </w:p>
     <w:p>
       <w:pPr>
-        <w:spacing w:line="240" w:lineRule="auto"/>
-        <w:ind w:firstLine="709"/>
+        <w:spacing w:after="0" w:line="240" w:lineRule="auto"/>
         <w:jc w:val="center"/>
         <w:rPr>
           <w:rFonts w:ascii="Times New Roman" w:hAnsi="Times New Roman" w:cs="Times New Roman"/>
@@ -39,94 +37,72 @@
           <w:sz w:val="26"/>
           <w:szCs w:val="26"/>
         </w:rPr>
-        <w:t xml:space="preserve">Студента Горбачевой Софьи </w:t>
-      </w:r>
-      <w:proofErr w:type="spellStart"/>
-      <w:r>
-        <w:rPr>
-          <w:rFonts w:ascii="Times New Roman" w:hAnsi="Times New Roman" w:cs="Times New Roman"/>
-          <w:sz w:val="26"/>
-          <w:szCs w:val="26"/>
-        </w:rPr>
-        <w:t>За</w:t>
-      </w:r>
-      <w:r>
-        <w:rPr>
-          <w:rFonts w:ascii="Times New Roman" w:hAnsi="Times New Roman" w:cs="Times New Roman"/>
-          <w:sz w:val="26"/>
-          <w:szCs w:val="26"/>
-        </w:rPr>
-        <w:t>у</w:t>
-      </w:r>
-      <w:r>
-        <w:rPr>
-          <w:rFonts w:ascii="Times New Roman" w:hAnsi="Times New Roman" w:cs="Times New Roman"/>
-          <w:sz w:val="26"/>
-          <w:szCs w:val="26"/>
-        </w:rPr>
-        <w:t>ровны</w:t>
-      </w:r>
-      <w:proofErr w:type="spellEnd"/>
-    </w:p>
-    <w:p>
-      <w:pPr>
-        <w:spacing w:line="240" w:lineRule="auto"/>
-        <w:ind w:firstLine="709"/>
-        <w:jc w:val="both"/>
-        <w:rPr>
-          <w:rFonts w:ascii="Times New Roman" w:hAnsi="Times New Roman" w:cs="Times New Roman"/>
-          <w:sz w:val="26"/>
-          <w:szCs w:val="26"/>
-        </w:rPr>
-      </w:pPr>
-      <w:r>
-        <w:rPr>
-          <w:rFonts w:ascii="Times New Roman" w:hAnsi="Times New Roman" w:cs="Times New Roman"/>
-          <w:sz w:val="26"/>
-          <w:szCs w:val="26"/>
-        </w:rPr>
-        <w:t>В условиях усиливающейся конкуренции, высокой интенсивности труда и роста объёмов клиентского обслуживания профессиональное выгорание становится одним из ключевых факторов снижения эффективности труда и увеличения текучести кадров. По данным исследований, в России от проявлений синдрома выгорания страдают до 43% сотрудников, причём в страховом бизнесе этот показатель традиционно выше. Крупные компании, такие как ПАО СК «Росгосстрах», используют лишь ежегодные опросы удовлетворённости, которые не позволяют оперативно выявлять ранние признаки выгорания и своевременно принимать профилактические меры. В связи с этим разработка автоматизированного инструмента непрерывного мониторинга эмоционального состояния сотрудников по их цифровым коммуникациям представляет собой актуальную научно-практическую задачу.</w:t>
-      </w:r>
-    </w:p>
-    <w:p>
-      <w:pPr>
-        <w:spacing w:line="240" w:lineRule="auto"/>
-        <w:ind w:firstLine="709"/>
-        <w:jc w:val="both"/>
-        <w:rPr>
-          <w:rFonts w:ascii="Times New Roman" w:hAnsi="Times New Roman" w:cs="Times New Roman"/>
-          <w:sz w:val="26"/>
-          <w:szCs w:val="26"/>
-        </w:rPr>
-      </w:pPr>
-      <w:r>
-        <w:rPr>
-          <w:rFonts w:ascii="Times New Roman" w:hAnsi="Times New Roman" w:cs="Times New Roman"/>
-          <w:sz w:val="26"/>
-          <w:szCs w:val="26"/>
-        </w:rPr>
-        <w:t>Цель исследования</w:t>
-      </w:r>
-      <w:r>
-        <w:rPr>
-          <w:rFonts w:ascii="Times New Roman" w:hAnsi="Times New Roman" w:cs="Times New Roman"/>
-          <w:sz w:val="26"/>
-          <w:szCs w:val="26"/>
-        </w:rPr>
-        <w:t xml:space="preserve"> </w:t>
-      </w:r>
-      <w:r>
-        <w:rPr>
-          <w:rFonts w:ascii="Times New Roman" w:hAnsi="Times New Roman" w:cs="Times New Roman"/>
-          <w:sz w:val="26"/>
-          <w:szCs w:val="26"/>
-        </w:rPr>
-        <w:t>– создание автоматизированного модуля для анализа степени выгорания сотрудников ПАО СК «Росгосстрах», основанного на методах обработки естественного языка и машинного обучения, и оценка его экономической эффективности.</w:t>
-      </w:r>
-    </w:p>
-    <w:p>
-      <w:pPr>
-        <w:spacing w:line="240" w:lineRule="auto"/>
+        <w:t xml:space="preserve">Студента </w:t>
+      </w:r>
+      <w:r>
+        <w:rPr>
+          <w:rFonts w:ascii="Times New Roman" w:hAnsi="Times New Roman" w:cs="Times New Roman"/>
+          <w:sz w:val="26"/>
+          <w:szCs w:val="26"/>
+        </w:rPr>
+        <w:t>Гамова Павла Антоновича</w:t>
+      </w:r>
+    </w:p>
+    <w:p>
+      <w:pPr>
+        <w:spacing w:after="0" w:line="240" w:lineRule="auto"/>
+        <w:ind w:firstLine="709"/>
+        <w:jc w:val="center"/>
+        <w:rPr>
+          <w:rFonts w:ascii="Times New Roman" w:hAnsi="Times New Roman" w:cs="Times New Roman"/>
+          <w:sz w:val="26"/>
+          <w:szCs w:val="26"/>
+        </w:rPr>
+      </w:pPr>
+    </w:p>
+    <w:p>
+      <w:pPr>
+        <w:spacing w:after="0" w:line="240" w:lineRule="auto"/>
+        <w:ind w:firstLine="709"/>
+        <w:jc w:val="both"/>
+        <w:rPr>
+          <w:rFonts w:ascii="Times New Roman" w:hAnsi="Times New Roman" w:cs="Times New Roman"/>
+          <w:sz w:val="26"/>
+          <w:szCs w:val="26"/>
+        </w:rPr>
+      </w:pPr>
+      <w:r>
+        <w:rPr>
+          <w:rFonts w:ascii="Times New Roman" w:hAnsi="Times New Roman" w:cs="Times New Roman"/>
+          <w:sz w:val="26"/>
+          <w:szCs w:val="26"/>
+        </w:rPr>
+        <w:t>В условиях тотальной цифровой трансформации общества наблюдается резкое изменение поведенческих паттернов человека, что привело к формированию «цифрового сидячего образа жизни» и феномена «информированного бездействия», при котором пользователь обладает знаниями о здоровье, но не имеет инструментов для перевода их в устойчивое поведение. Анализ современного рынка цифровых решений для трекинга привычек показывает их низкую долгосрочную эффективность из-за использования поверхностной геймификации, отсутствия персонализации и игнорирования потребности в социальной поддержке, что вызывает быстрый отток пользователей. В связи с этим разработка комплексной методики формирования здоровых привычек, интегрирующей механизмы глубинной геймификации и анонимной наставнической поддержки в интерфейс мессенджера, представляет собой актуальную научно-практическую задачу.</w:t>
+      </w:r>
+    </w:p>
+    <w:p>
+      <w:pPr>
+        <w:spacing w:after="0" w:line="240" w:lineRule="auto"/>
+        <w:ind w:firstLine="709"/>
+        <w:jc w:val="both"/>
+        <w:rPr>
+          <w:rFonts w:ascii="Times New Roman" w:hAnsi="Times New Roman" w:cs="Times New Roman"/>
+          <w:sz w:val="26"/>
+          <w:szCs w:val="26"/>
+        </w:rPr>
+      </w:pPr>
+      <w:r>
+        <w:rPr>
+          <w:rFonts w:ascii="Times New Roman" w:hAnsi="Times New Roman" w:cs="Times New Roman"/>
+          <w:sz w:val="26"/>
+          <w:szCs w:val="26"/>
+        </w:rPr>
+        <w:t>Цель исследования – разработка авторской методики формирования здоровых привычек, создание на её основе программного прототипа и комплексная оценка его технической и экономической эффективности.</w:t>
+      </w:r>
+    </w:p>
+    <w:p>
+      <w:pPr>
+        <w:spacing w:after="0" w:line="240" w:lineRule="auto"/>
         <w:ind w:firstLine="709"/>
         <w:jc w:val="both"/>
         <w:rPr>
@@ -146,520 +122,470 @@
     </w:p>
     <w:p>
       <w:pPr>
+        <w:pStyle w:val="a7"/>
         <w:numPr>
           <w:ilvl w:val="0"/>
-          <w:numId w:val="1"/>
+          <w:numId w:val="3"/>
         </w:numPr>
-        <w:spacing w:line="240" w:lineRule="auto"/>
-        <w:ind w:firstLine="709"/>
-        <w:jc w:val="both"/>
-        <w:rPr>
-          <w:rFonts w:ascii="Times New Roman" w:hAnsi="Times New Roman" w:cs="Times New Roman"/>
-          <w:sz w:val="26"/>
-          <w:szCs w:val="26"/>
-        </w:rPr>
-      </w:pPr>
-      <w:r>
-        <w:rPr>
-          <w:rFonts w:ascii="Times New Roman" w:hAnsi="Times New Roman" w:cs="Times New Roman"/>
-          <w:sz w:val="26"/>
-          <w:szCs w:val="26"/>
-        </w:rPr>
-        <w:t>провести теоретический обзор понятия профессионального выгорания, его причин, стадий развития и современных методов диагностики;</w:t>
-      </w:r>
-    </w:p>
-    <w:p>
-      <w:pPr>
+        <w:spacing w:after="0" w:line="240" w:lineRule="auto"/>
+        <w:ind w:left="0" w:firstLine="709"/>
+        <w:jc w:val="both"/>
+        <w:rPr>
+          <w:rFonts w:ascii="Times New Roman" w:hAnsi="Times New Roman" w:cs="Times New Roman"/>
+          <w:sz w:val="26"/>
+          <w:szCs w:val="26"/>
+        </w:rPr>
+      </w:pPr>
+      <w:r>
+        <w:rPr>
+          <w:rFonts w:ascii="Times New Roman" w:hAnsi="Times New Roman" w:cs="Times New Roman"/>
+          <w:sz w:val="26"/>
+          <w:szCs w:val="26"/>
+        </w:rPr>
+        <w:t>провести комплексный анализ проблемы формирования здоровых привычек в цифровую эпоху, выявить психологические и поведенческие барьеры, препятствующие закреплению полезных паттернов;</w:t>
+      </w:r>
+    </w:p>
+    <w:p>
+      <w:pPr>
+        <w:pStyle w:val="a7"/>
         <w:numPr>
           <w:ilvl w:val="0"/>
-          <w:numId w:val="1"/>
+          <w:numId w:val="3"/>
         </w:numPr>
-        <w:spacing w:line="240" w:lineRule="auto"/>
-        <w:ind w:firstLine="709"/>
-        <w:jc w:val="both"/>
-        <w:rPr>
-          <w:rFonts w:ascii="Times New Roman" w:hAnsi="Times New Roman" w:cs="Times New Roman"/>
-          <w:sz w:val="26"/>
-          <w:szCs w:val="26"/>
-        </w:rPr>
-      </w:pPr>
-      <w:r>
-        <w:rPr>
-          <w:rFonts w:ascii="Times New Roman" w:hAnsi="Times New Roman" w:cs="Times New Roman"/>
-          <w:sz w:val="26"/>
-          <w:szCs w:val="26"/>
-        </w:rPr>
-        <w:t>охарактеризовать организационно-экономическую ситуацию ПАО СК «Росгосстрах», выявить недостатки существующей системы мониторинга благополучия персонала;</w:t>
-      </w:r>
-    </w:p>
-    <w:p>
-      <w:pPr>
+        <w:spacing w:after="0" w:line="240" w:lineRule="auto"/>
+        <w:ind w:left="0" w:firstLine="709"/>
+        <w:jc w:val="both"/>
+        <w:rPr>
+          <w:rFonts w:ascii="Times New Roman" w:hAnsi="Times New Roman" w:cs="Times New Roman"/>
+          <w:sz w:val="26"/>
+          <w:szCs w:val="26"/>
+        </w:rPr>
+      </w:pPr>
+      <w:r>
+        <w:rPr>
+          <w:rFonts w:ascii="Times New Roman" w:hAnsi="Times New Roman" w:cs="Times New Roman"/>
+          <w:sz w:val="26"/>
+          <w:szCs w:val="26"/>
+        </w:rPr>
+        <w:t>провести критический анализ существующих цифровых решений, систематизировать недостатки традиционных подходов к геймификации и персонализации;</w:t>
+      </w:r>
+    </w:p>
+    <w:p>
+      <w:pPr>
+        <w:pStyle w:val="a7"/>
         <w:numPr>
           <w:ilvl w:val="0"/>
-          <w:numId w:val="1"/>
+          <w:numId w:val="3"/>
         </w:numPr>
-        <w:spacing w:line="240" w:lineRule="auto"/>
-        <w:ind w:firstLine="709"/>
-        <w:jc w:val="both"/>
-        <w:rPr>
-          <w:rFonts w:ascii="Times New Roman" w:hAnsi="Times New Roman" w:cs="Times New Roman"/>
-          <w:sz w:val="26"/>
-          <w:szCs w:val="26"/>
-        </w:rPr>
-      </w:pPr>
-      <w:r>
-        <w:rPr>
-          <w:rFonts w:ascii="Times New Roman" w:hAnsi="Times New Roman" w:cs="Times New Roman"/>
-          <w:sz w:val="26"/>
-          <w:szCs w:val="26"/>
-        </w:rPr>
-        <w:t>сформулировать требования к разрабатываемому модулю, обосновать выбор технологического стека;</w:t>
-      </w:r>
-    </w:p>
-    <w:p>
-      <w:pPr>
+        <w:spacing w:after="0" w:line="240" w:lineRule="auto"/>
+        <w:ind w:left="0" w:firstLine="709"/>
+        <w:jc w:val="both"/>
+        <w:rPr>
+          <w:rFonts w:ascii="Times New Roman" w:hAnsi="Times New Roman" w:cs="Times New Roman"/>
+          <w:sz w:val="26"/>
+          <w:szCs w:val="26"/>
+        </w:rPr>
+      </w:pPr>
+      <w:r>
+        <w:rPr>
+          <w:rFonts w:ascii="Times New Roman" w:hAnsi="Times New Roman" w:cs="Times New Roman"/>
+          <w:sz w:val="26"/>
+          <w:szCs w:val="26"/>
+        </w:rPr>
+        <w:t xml:space="preserve">сформулировать требования к разрабатываемой методике, обосновать выбор технологического стека (Python, </w:t>
+      </w:r>
+      <w:proofErr w:type="spellStart"/>
+      <w:r>
+        <w:rPr>
+          <w:rFonts w:ascii="Times New Roman" w:hAnsi="Times New Roman" w:cs="Times New Roman"/>
+          <w:sz w:val="26"/>
+          <w:szCs w:val="26"/>
+        </w:rPr>
+        <w:t>python-telegram-bot</w:t>
+      </w:r>
+      <w:proofErr w:type="spellEnd"/>
+      <w:r>
+        <w:rPr>
+          <w:rFonts w:ascii="Times New Roman" w:hAnsi="Times New Roman" w:cs="Times New Roman"/>
+          <w:sz w:val="26"/>
+          <w:szCs w:val="26"/>
+        </w:rPr>
+        <w:t xml:space="preserve">, </w:t>
+      </w:r>
+      <w:proofErr w:type="spellStart"/>
+      <w:r>
+        <w:rPr>
+          <w:rFonts w:ascii="Times New Roman" w:hAnsi="Times New Roman" w:cs="Times New Roman"/>
+          <w:sz w:val="26"/>
+          <w:szCs w:val="26"/>
+        </w:rPr>
+        <w:t>SQLite</w:t>
+      </w:r>
+      <w:proofErr w:type="spellEnd"/>
+      <w:r>
+        <w:rPr>
+          <w:rFonts w:ascii="Times New Roman" w:hAnsi="Times New Roman" w:cs="Times New Roman"/>
+          <w:sz w:val="26"/>
+          <w:szCs w:val="26"/>
+        </w:rPr>
+        <w:t>, AES-256) и спроектировать архитектуру системы;</w:t>
+      </w:r>
+    </w:p>
+    <w:p>
+      <w:pPr>
+        <w:pStyle w:val="a7"/>
         <w:numPr>
           <w:ilvl w:val="0"/>
-          <w:numId w:val="1"/>
+          <w:numId w:val="3"/>
         </w:numPr>
-        <w:spacing w:line="240" w:lineRule="auto"/>
-        <w:ind w:firstLine="709"/>
-        <w:jc w:val="both"/>
-        <w:rPr>
-          <w:rFonts w:ascii="Times New Roman" w:hAnsi="Times New Roman" w:cs="Times New Roman"/>
-          <w:sz w:val="26"/>
-          <w:szCs w:val="26"/>
-        </w:rPr>
-      </w:pPr>
-      <w:r>
-        <w:rPr>
-          <w:rFonts w:ascii="Times New Roman" w:hAnsi="Times New Roman" w:cs="Times New Roman"/>
-          <w:sz w:val="26"/>
-          <w:szCs w:val="26"/>
-        </w:rPr>
-        <w:t>реализовать прототип автоматизированного модуля, включающий сбор текстовых сообщений, предобработку, оценку лингвистических маркеров выгорания и классификацию уровня выгорания;</w:t>
-      </w:r>
-    </w:p>
-    <w:p>
-      <w:pPr>
+        <w:spacing w:after="0" w:line="240" w:lineRule="auto"/>
+        <w:ind w:left="0" w:firstLine="709"/>
+        <w:jc w:val="both"/>
+        <w:rPr>
+          <w:rFonts w:ascii="Times New Roman" w:hAnsi="Times New Roman" w:cs="Times New Roman"/>
+          <w:sz w:val="26"/>
+          <w:szCs w:val="26"/>
+        </w:rPr>
+      </w:pPr>
+      <w:r>
+        <w:rPr>
+          <w:rFonts w:ascii="Times New Roman" w:hAnsi="Times New Roman" w:cs="Times New Roman"/>
+          <w:sz w:val="26"/>
+          <w:szCs w:val="26"/>
+        </w:rPr>
+        <w:t>реализовать прототип сервиса, включающий модули трекинга привычек, систему многоуровневых достижений и механизм анонимного наставничества;</w:t>
+      </w:r>
+    </w:p>
+    <w:p>
+      <w:pPr>
+        <w:pStyle w:val="a7"/>
         <w:numPr>
           <w:ilvl w:val="0"/>
-          <w:numId w:val="1"/>
+          <w:numId w:val="3"/>
         </w:numPr>
+        <w:spacing w:after="0" w:line="240" w:lineRule="auto"/>
+        <w:ind w:left="0" w:firstLine="709"/>
+        <w:jc w:val="both"/>
+        <w:rPr>
+          <w:rFonts w:ascii="Times New Roman" w:hAnsi="Times New Roman" w:cs="Times New Roman"/>
+          <w:sz w:val="26"/>
+          <w:szCs w:val="26"/>
+        </w:rPr>
+      </w:pPr>
+      <w:r>
+        <w:rPr>
+          <w:rFonts w:ascii="Times New Roman" w:hAnsi="Times New Roman" w:cs="Times New Roman"/>
+          <w:sz w:val="26"/>
+          <w:szCs w:val="26"/>
+        </w:rPr>
+        <w:t>провести контролируемый эксперимент для подтверждения эффективности методики, проанализировав метрики вовлеченности, успешности формирования привычек и удержания пользователей;</w:t>
+      </w:r>
+    </w:p>
+    <w:p>
+      <w:pPr>
+        <w:pStyle w:val="a7"/>
+        <w:numPr>
+          <w:ilvl w:val="0"/>
+          <w:numId w:val="3"/>
+        </w:numPr>
+        <w:spacing w:after="0" w:line="240" w:lineRule="auto"/>
+        <w:ind w:left="0" w:firstLine="709"/>
+        <w:jc w:val="both"/>
+        <w:rPr>
+          <w:rFonts w:ascii="Times New Roman" w:hAnsi="Times New Roman" w:cs="Times New Roman"/>
+          <w:sz w:val="26"/>
+          <w:szCs w:val="26"/>
+        </w:rPr>
+      </w:pPr>
+      <w:r>
+        <w:rPr>
+          <w:rFonts w:ascii="Times New Roman" w:hAnsi="Times New Roman" w:cs="Times New Roman"/>
+          <w:sz w:val="26"/>
+          <w:szCs w:val="26"/>
+        </w:rPr>
+        <w:t>выполнить расчет совокупной стоимости владения (ССВ), оценить доходность проекта через модели чистого дисконтированного денежного потока (NPV), внутренней нормы доходности (IRR) и определить сроки окупаемости.</w:t>
+      </w:r>
+    </w:p>
+    <w:p>
+      <w:pPr>
+        <w:spacing w:after="0" w:line="240" w:lineRule="auto"/>
+        <w:ind w:firstLine="709"/>
+        <w:jc w:val="both"/>
+        <w:rPr>
+          <w:rFonts w:ascii="Times New Roman" w:hAnsi="Times New Roman" w:cs="Times New Roman"/>
+          <w:sz w:val="26"/>
+          <w:szCs w:val="26"/>
+        </w:rPr>
+      </w:pPr>
+      <w:r>
+        <w:rPr>
+          <w:rFonts w:ascii="Times New Roman" w:hAnsi="Times New Roman" w:cs="Times New Roman"/>
+          <w:sz w:val="26"/>
+          <w:szCs w:val="26"/>
+        </w:rPr>
+        <w:t>Объектом исследования является процесс формирования устойчивых здоровых привычек у пользователей в условиях цифровизированной среды.</w:t>
+      </w:r>
+    </w:p>
+    <w:p>
+      <w:pPr>
+        <w:spacing w:after="0" w:line="240" w:lineRule="auto"/>
+        <w:ind w:firstLine="709"/>
+        <w:jc w:val="both"/>
+        <w:rPr>
+          <w:rFonts w:ascii="Times New Roman" w:hAnsi="Times New Roman" w:cs="Times New Roman"/>
+          <w:sz w:val="26"/>
+          <w:szCs w:val="26"/>
+        </w:rPr>
+      </w:pPr>
+      <w:r>
+        <w:rPr>
+          <w:rFonts w:ascii="Times New Roman" w:hAnsi="Times New Roman" w:cs="Times New Roman"/>
+          <w:sz w:val="26"/>
+          <w:szCs w:val="26"/>
+        </w:rPr>
+        <w:t>Предметом исследования является авторская методика формирования привычек, реализованная в виде интеллектуального чат-бота с применением инструментов глубинной геймификации и анонимного социального взаимодействия.</w:t>
+      </w:r>
+    </w:p>
+    <w:p>
+      <w:pPr>
+        <w:spacing w:after="0" w:line="240" w:lineRule="auto"/>
+        <w:ind w:firstLine="709"/>
+        <w:jc w:val="both"/>
+        <w:rPr>
+          <w:rFonts w:ascii="Times New Roman" w:hAnsi="Times New Roman" w:cs="Times New Roman"/>
+          <w:sz w:val="26"/>
+          <w:szCs w:val="26"/>
+        </w:rPr>
+      </w:pPr>
+      <w:r>
+        <w:rPr>
+          <w:rFonts w:ascii="Times New Roman" w:hAnsi="Times New Roman" w:cs="Times New Roman"/>
+          <w:sz w:val="26"/>
+          <w:szCs w:val="26"/>
+        </w:rPr>
+        <w:t xml:space="preserve">Научная новизна исследования заключается в предложении оригинальной концепции формирования привычек, основанной на синергии глубинной геймификации и анонимного социального взаимодействия. В отличие от традиционных решений, данная методика снимает психологический барьер страха осуждения за счет полной анонимизации участников и создает устойчивую «петлю </w:t>
+      </w:r>
+      <w:r>
+        <w:rPr>
+          <w:rFonts w:ascii="Times New Roman" w:hAnsi="Times New Roman" w:cs="Times New Roman"/>
+          <w:sz w:val="26"/>
+          <w:szCs w:val="26"/>
+        </w:rPr>
+        <w:lastRenderedPageBreak/>
+        <w:t>положительного подкрепления» через систему многоуровневых достижений. Разработан алгоритм автоматизированного подбора наставника в режиме реального времени с использованием внутренней маршрутизации сообщений, что позволяет масштабировать эмоциональную поддержку без привлечения штатных специалистов.</w:t>
+      </w:r>
+    </w:p>
+    <w:p>
+      <w:pPr>
+        <w:spacing w:after="0" w:line="240" w:lineRule="auto"/>
+        <w:ind w:firstLine="709"/>
+        <w:jc w:val="both"/>
+        <w:rPr>
+          <w:rFonts w:ascii="Times New Roman" w:hAnsi="Times New Roman" w:cs="Times New Roman"/>
+          <w:sz w:val="26"/>
+          <w:szCs w:val="26"/>
+        </w:rPr>
+      </w:pPr>
+      <w:r>
+        <w:rPr>
+          <w:rFonts w:ascii="Times New Roman" w:hAnsi="Times New Roman" w:cs="Times New Roman"/>
+          <w:sz w:val="26"/>
+          <w:szCs w:val="26"/>
+        </w:rPr>
+        <w:t>Методикой исследования является применение системного и сравнительного анализа, методов поведенческой психологии, программной реализации, а также экспериментальной проверки гипотез с использованием методов статистического анализа данных.</w:t>
+      </w:r>
+    </w:p>
+    <w:p>
+      <w:pPr>
+        <w:spacing w:after="0" w:line="240" w:lineRule="auto"/>
+        <w:ind w:firstLine="709"/>
+        <w:jc w:val="both"/>
+        <w:rPr>
+          <w:rFonts w:ascii="Times New Roman" w:hAnsi="Times New Roman" w:cs="Times New Roman"/>
+          <w:sz w:val="26"/>
+          <w:szCs w:val="26"/>
+        </w:rPr>
+      </w:pPr>
+      <w:r>
+        <w:rPr>
+          <w:rFonts w:ascii="Times New Roman" w:hAnsi="Times New Roman" w:cs="Times New Roman"/>
+          <w:sz w:val="26"/>
+          <w:szCs w:val="26"/>
+        </w:rPr>
+        <w:t>Практическая значимость работы заключается в создании функционирующего Open Source прототипа, который позволяет существенно повысить эффективность формирования здоровых привычек. Экспериментально доказано, что применение методики увеличивает успешность выполнения привычек с 41% до 68% и в 2,5 раза повышает уровень удержания пользователей на 60-й день. Реализованная гибридная модель монетизации (премиум-подписка и нативная реклама) обеспечивает экономическую устойчивость проекта (NPV = 1 742 468 руб., IRR = 41%). Решение может быть масштабировано как в виде самостоятельного социального сервиса, так и интегрировано в корпоративные программы предприятий для снижения заболеваемости сотрудников и повышения производительности труда.</w:t>
+      </w:r>
+    </w:p>
+    <w:p>
+      <w:pPr>
+        <w:spacing w:after="0" w:line="240" w:lineRule="auto"/>
+        <w:ind w:firstLine="709"/>
+        <w:jc w:val="both"/>
+        <w:rPr>
+          <w:rFonts w:ascii="Times New Roman" w:hAnsi="Times New Roman" w:cs="Times New Roman"/>
+          <w:sz w:val="26"/>
+          <w:szCs w:val="26"/>
+        </w:rPr>
+      </w:pPr>
+      <w:r>
+        <w:rPr>
+          <w:rFonts w:ascii="Times New Roman" w:hAnsi="Times New Roman" w:cs="Times New Roman"/>
+          <w:sz w:val="26"/>
+          <w:szCs w:val="26"/>
+        </w:rPr>
+        <w:t xml:space="preserve">Объём магистерской диссертации составляет </w:t>
+      </w:r>
+      <w:r>
+        <w:rPr>
+          <w:rFonts w:ascii="Times New Roman" w:hAnsi="Times New Roman" w:cs="Times New Roman"/>
+          <w:sz w:val="26"/>
+          <w:szCs w:val="26"/>
+        </w:rPr>
+        <w:t xml:space="preserve">114 </w:t>
+      </w:r>
+      <w:r>
+        <w:rPr>
+          <w:rFonts w:ascii="Times New Roman" w:hAnsi="Times New Roman" w:cs="Times New Roman"/>
+          <w:sz w:val="26"/>
+          <w:szCs w:val="26"/>
+        </w:rPr>
+        <w:t xml:space="preserve">страниц, структура включает введение, три главы, заключение, список </w:t>
+      </w:r>
+      <w:r>
+        <w:rPr>
+          <w:rFonts w:ascii="Times New Roman" w:hAnsi="Times New Roman" w:cs="Times New Roman"/>
+          <w:sz w:val="26"/>
+          <w:szCs w:val="26"/>
+        </w:rPr>
+        <w:t>используемых источников</w:t>
+      </w:r>
+      <w:r>
+        <w:rPr>
+          <w:rFonts w:ascii="Times New Roman" w:hAnsi="Times New Roman" w:cs="Times New Roman"/>
+          <w:sz w:val="26"/>
+          <w:szCs w:val="26"/>
+        </w:rPr>
+        <w:t xml:space="preserve"> из 40 наименований.</w:t>
+      </w:r>
+    </w:p>
+    <w:p>
+      <w:pPr>
+        <w:spacing w:after="0" w:line="240" w:lineRule="auto"/>
+        <w:ind w:firstLine="709"/>
+        <w:jc w:val="both"/>
+        <w:rPr>
+          <w:rFonts w:ascii="Times New Roman" w:hAnsi="Times New Roman" w:cs="Times New Roman"/>
+          <w:sz w:val="26"/>
+          <w:szCs w:val="26"/>
+        </w:rPr>
+      </w:pPr>
+    </w:p>
+    <w:p>
+      <w:pPr>
+        <w:spacing w:after="0" w:line="240" w:lineRule="auto"/>
+        <w:ind w:firstLine="709"/>
+        <w:jc w:val="both"/>
+        <w:rPr>
+          <w:rFonts w:ascii="Times New Roman" w:hAnsi="Times New Roman" w:cs="Times New Roman"/>
+          <w:sz w:val="26"/>
+          <w:szCs w:val="26"/>
+        </w:rPr>
+      </w:pPr>
+    </w:p>
+    <w:p>
+      <w:pPr>
+        <w:spacing w:after="0" w:line="240" w:lineRule="auto"/>
+        <w:jc w:val="both"/>
+        <w:rPr>
+          <w:rFonts w:ascii="Times New Roman" w:hAnsi="Times New Roman" w:cs="Times New Roman"/>
+          <w:sz w:val="26"/>
+          <w:szCs w:val="26"/>
+        </w:rPr>
+      </w:pPr>
+      <w:r>
+        <w:rPr>
+          <w:rFonts w:ascii="Times New Roman" w:hAnsi="Times New Roman" w:cs="Times New Roman"/>
+          <w:sz w:val="26"/>
+          <w:szCs w:val="26"/>
+        </w:rPr>
+        <w:t>Автор работы</w:t>
+      </w:r>
+      <w:r>
+        <w:rPr>
+          <w:rFonts w:ascii="Times New Roman" w:hAnsi="Times New Roman" w:cs="Times New Roman"/>
+          <w:sz w:val="26"/>
+          <w:szCs w:val="26"/>
+        </w:rPr>
+        <w:tab/>
+      </w:r>
+      <w:r>
+        <w:rPr>
+          <w:rFonts w:ascii="Times New Roman" w:hAnsi="Times New Roman" w:cs="Times New Roman"/>
+          <w:sz w:val="26"/>
+          <w:szCs w:val="26"/>
+        </w:rPr>
+        <w:tab/>
+      </w:r>
+      <w:r>
+        <w:rPr>
+          <w:rFonts w:ascii="Times New Roman" w:hAnsi="Times New Roman" w:cs="Times New Roman"/>
+          <w:sz w:val="26"/>
+          <w:szCs w:val="26"/>
+        </w:rPr>
+        <w:tab/>
+      </w:r>
+      <w:r>
+        <w:rPr>
+          <w:rFonts w:ascii="Times New Roman" w:hAnsi="Times New Roman" w:cs="Times New Roman"/>
+          <w:sz w:val="26"/>
+          <w:szCs w:val="26"/>
+        </w:rPr>
+        <w:tab/>
+      </w:r>
+      <w:r>
+        <w:rPr>
+          <w:rFonts w:ascii="Times New Roman" w:hAnsi="Times New Roman" w:cs="Times New Roman"/>
+          <w:sz w:val="26"/>
+          <w:szCs w:val="26"/>
+        </w:rPr>
+        <w:tab/>
+      </w:r>
+      <w:r>
+        <w:rPr>
+          <w:rFonts w:ascii="Times New Roman" w:hAnsi="Times New Roman" w:cs="Times New Roman"/>
+          <w:sz w:val="26"/>
+          <w:szCs w:val="26"/>
+        </w:rPr>
+        <w:tab/>
+      </w:r>
+      <w:r>
+        <w:rPr>
+          <w:rFonts w:ascii="Times New Roman" w:hAnsi="Times New Roman" w:cs="Times New Roman"/>
+          <w:sz w:val="26"/>
+          <w:szCs w:val="26"/>
+        </w:rPr>
+        <w:tab/>
+      </w:r>
+      <w:r>
+        <w:rPr>
+          <w:rFonts w:ascii="Times New Roman" w:hAnsi="Times New Roman" w:cs="Times New Roman"/>
+          <w:sz w:val="26"/>
+          <w:szCs w:val="26"/>
+        </w:rPr>
+        <w:tab/>
+      </w:r>
+      <w:r>
+        <w:rPr>
+          <w:rFonts w:ascii="Times New Roman" w:hAnsi="Times New Roman" w:cs="Times New Roman"/>
+          <w:sz w:val="26"/>
+          <w:szCs w:val="26"/>
+        </w:rPr>
+        <w:tab/>
+        <w:t>Гамов П.А.</w:t>
+      </w:r>
+    </w:p>
+    <w:p>
+      <w:pPr>
         <w:spacing w:line="240" w:lineRule="auto"/>
-        <w:ind w:firstLine="709"/>
-        <w:jc w:val="both"/>
-        <w:rPr>
-          <w:rFonts w:ascii="Times New Roman" w:hAnsi="Times New Roman" w:cs="Times New Roman"/>
-          <w:sz w:val="26"/>
-          <w:szCs w:val="26"/>
-        </w:rPr>
-      </w:pPr>
-      <w:r>
-        <w:rPr>
-          <w:rFonts w:ascii="Times New Roman" w:hAnsi="Times New Roman" w:cs="Times New Roman"/>
-          <w:sz w:val="26"/>
-          <w:szCs w:val="26"/>
-        </w:rPr>
-        <w:t>выполнить экономический расчёт затрат и выгод проекта, построить модели чистого приведённого дохода, внутренней нормы доходности и сроков окупаемости.</w:t>
-      </w:r>
-    </w:p>
-    <w:p>
-      <w:pPr>
-        <w:spacing w:line="240" w:lineRule="auto"/>
-        <w:ind w:firstLine="709"/>
-        <w:jc w:val="both"/>
-        <w:rPr>
-          <w:rFonts w:ascii="Times New Roman" w:hAnsi="Times New Roman" w:cs="Times New Roman"/>
-          <w:sz w:val="26"/>
-          <w:szCs w:val="26"/>
-        </w:rPr>
-      </w:pPr>
-      <w:r>
-        <w:rPr>
-          <w:rFonts w:ascii="Times New Roman" w:hAnsi="Times New Roman" w:cs="Times New Roman"/>
-          <w:sz w:val="26"/>
-          <w:szCs w:val="26"/>
-        </w:rPr>
-        <w:t>Объектом исследования</w:t>
-      </w:r>
-      <w:r>
-        <w:rPr>
-          <w:rFonts w:ascii="Times New Roman" w:hAnsi="Times New Roman" w:cs="Times New Roman"/>
-          <w:sz w:val="26"/>
-          <w:szCs w:val="26"/>
-        </w:rPr>
-        <w:t xml:space="preserve"> </w:t>
-      </w:r>
-      <w:r>
-        <w:rPr>
-          <w:rFonts w:ascii="Times New Roman" w:hAnsi="Times New Roman" w:cs="Times New Roman"/>
-          <w:sz w:val="26"/>
-          <w:szCs w:val="26"/>
-        </w:rPr>
-        <w:t>является система управления профессиональным выгоранием сотрудников ПАО СК «Росгосстрах».</w:t>
-      </w:r>
-    </w:p>
-    <w:p>
-      <w:pPr>
-        <w:spacing w:line="240" w:lineRule="auto"/>
-        <w:ind w:firstLine="709"/>
-        <w:jc w:val="both"/>
-        <w:rPr>
-          <w:rFonts w:ascii="Times New Roman" w:hAnsi="Times New Roman" w:cs="Times New Roman"/>
-          <w:sz w:val="26"/>
-          <w:szCs w:val="26"/>
-        </w:rPr>
-      </w:pPr>
-      <w:r>
-        <w:rPr>
-          <w:rFonts w:ascii="Times New Roman" w:hAnsi="Times New Roman" w:cs="Times New Roman"/>
-          <w:sz w:val="26"/>
-          <w:szCs w:val="26"/>
-        </w:rPr>
-        <w:t>Предметом исследования</w:t>
-      </w:r>
-      <w:r>
-        <w:rPr>
-          <w:rFonts w:ascii="Times New Roman" w:hAnsi="Times New Roman" w:cs="Times New Roman"/>
-          <w:sz w:val="26"/>
-          <w:szCs w:val="26"/>
-        </w:rPr>
-        <w:t xml:space="preserve"> </w:t>
-      </w:r>
-      <w:r>
-        <w:rPr>
-          <w:rFonts w:ascii="Times New Roman" w:hAnsi="Times New Roman" w:cs="Times New Roman"/>
-          <w:sz w:val="26"/>
-          <w:szCs w:val="26"/>
-        </w:rPr>
-        <w:t>– программный модуль автоматизированного анализа степени выгорания, реализованный в виде Telegram-бота и использующий методы машинного обучения и лингвистической аналитики для оценки эмоционального состояния сотрудников по их текстовым коммуникациям.</w:t>
-      </w:r>
-    </w:p>
-    <w:p>
-      <w:pPr>
-        <w:spacing w:line="240" w:lineRule="auto"/>
-        <w:ind w:firstLine="709"/>
-        <w:jc w:val="both"/>
-        <w:rPr>
-          <w:rFonts w:ascii="Times New Roman" w:hAnsi="Times New Roman" w:cs="Times New Roman"/>
-          <w:sz w:val="26"/>
-          <w:szCs w:val="26"/>
-        </w:rPr>
-      </w:pPr>
-      <w:r>
-        <w:rPr>
-          <w:rFonts w:ascii="Times New Roman" w:hAnsi="Times New Roman" w:cs="Times New Roman"/>
-          <w:sz w:val="26"/>
-          <w:szCs w:val="26"/>
-        </w:rPr>
-        <w:t>Научная новизна</w:t>
-      </w:r>
-      <w:r>
-        <w:rPr>
-          <w:rFonts w:ascii="Times New Roman" w:hAnsi="Times New Roman" w:cs="Times New Roman"/>
-          <w:sz w:val="26"/>
-          <w:szCs w:val="26"/>
-        </w:rPr>
-        <w:t xml:space="preserve"> </w:t>
-      </w:r>
-      <w:r>
-        <w:rPr>
-          <w:rFonts w:ascii="Times New Roman" w:hAnsi="Times New Roman" w:cs="Times New Roman"/>
-          <w:sz w:val="26"/>
-          <w:szCs w:val="26"/>
-        </w:rPr>
-        <w:t xml:space="preserve">исследования заключается в предложении оригинальной концепции автоматизированного мониторинга профессионального выгорания, основанной на анализе естественного языка корпоративных чат-сообщений, что позволяет получать диагностические данные без дополнительных опросов и без </w:t>
-      </w:r>
-      <w:r>
-        <w:rPr>
-          <w:rFonts w:ascii="Times New Roman" w:hAnsi="Times New Roman" w:cs="Times New Roman"/>
-          <w:sz w:val="26"/>
-          <w:szCs w:val="26"/>
-        </w:rPr>
-        <w:lastRenderedPageBreak/>
-        <w:t xml:space="preserve">повышения нагрузки на сотрудников. Введён комбинированный подход к оценке выгорания, сочетающий лексический анализ ключевых маркеров с контекстными </w:t>
-      </w:r>
-      <w:proofErr w:type="spellStart"/>
-      <w:r>
-        <w:rPr>
-          <w:rFonts w:ascii="Times New Roman" w:hAnsi="Times New Roman" w:cs="Times New Roman"/>
-          <w:sz w:val="26"/>
-          <w:szCs w:val="26"/>
-        </w:rPr>
-        <w:t>эмбеддингами</w:t>
-      </w:r>
-      <w:proofErr w:type="spellEnd"/>
-      <w:r>
-        <w:rPr>
-          <w:rFonts w:ascii="Times New Roman" w:hAnsi="Times New Roman" w:cs="Times New Roman"/>
-          <w:sz w:val="26"/>
-          <w:szCs w:val="26"/>
-        </w:rPr>
-        <w:t xml:space="preserve"> </w:t>
-      </w:r>
-      <w:proofErr w:type="spellStart"/>
-      <w:r>
-        <w:rPr>
-          <w:rFonts w:ascii="Times New Roman" w:hAnsi="Times New Roman" w:cs="Times New Roman"/>
-          <w:sz w:val="26"/>
-          <w:szCs w:val="26"/>
-        </w:rPr>
-        <w:t>предобученной</w:t>
-      </w:r>
-      <w:proofErr w:type="spellEnd"/>
-      <w:r>
-        <w:rPr>
-          <w:rFonts w:ascii="Times New Roman" w:hAnsi="Times New Roman" w:cs="Times New Roman"/>
-          <w:sz w:val="26"/>
-          <w:szCs w:val="26"/>
-        </w:rPr>
-        <w:t xml:space="preserve"> модели </w:t>
-      </w:r>
-      <w:proofErr w:type="spellStart"/>
-      <w:r>
-        <w:rPr>
-          <w:rFonts w:ascii="Times New Roman" w:hAnsi="Times New Roman" w:cs="Times New Roman"/>
-          <w:sz w:val="26"/>
-          <w:szCs w:val="26"/>
-        </w:rPr>
-        <w:t>Conversational</w:t>
-      </w:r>
-      <w:proofErr w:type="spellEnd"/>
-      <w:r>
-        <w:rPr>
-          <w:rFonts w:ascii="Times New Roman" w:hAnsi="Times New Roman" w:cs="Times New Roman"/>
-          <w:sz w:val="26"/>
-          <w:szCs w:val="26"/>
-        </w:rPr>
-        <w:t xml:space="preserve"> </w:t>
-      </w:r>
-      <w:proofErr w:type="spellStart"/>
-      <w:r>
-        <w:rPr>
-          <w:rFonts w:ascii="Times New Roman" w:hAnsi="Times New Roman" w:cs="Times New Roman"/>
-          <w:sz w:val="26"/>
-          <w:szCs w:val="26"/>
-        </w:rPr>
-        <w:t>RuBERT</w:t>
-      </w:r>
-      <w:proofErr w:type="spellEnd"/>
-      <w:r>
-        <w:rPr>
-          <w:rFonts w:ascii="Times New Roman" w:hAnsi="Times New Roman" w:cs="Times New Roman"/>
-          <w:sz w:val="26"/>
-          <w:szCs w:val="26"/>
-        </w:rPr>
-        <w:t>.</w:t>
-      </w:r>
-    </w:p>
-    <w:p>
-      <w:pPr>
-        <w:spacing w:line="240" w:lineRule="auto"/>
-        <w:ind w:firstLine="709"/>
-        <w:jc w:val="both"/>
-        <w:rPr>
-          <w:rFonts w:ascii="Times New Roman" w:hAnsi="Times New Roman" w:cs="Times New Roman"/>
-          <w:sz w:val="26"/>
-          <w:szCs w:val="26"/>
-        </w:rPr>
-      </w:pPr>
-      <w:r>
-        <w:rPr>
-          <w:rFonts w:ascii="Times New Roman" w:hAnsi="Times New Roman" w:cs="Times New Roman"/>
-          <w:sz w:val="26"/>
-          <w:szCs w:val="26"/>
-        </w:rPr>
-        <w:t>Методикой исследования</w:t>
-      </w:r>
-      <w:r>
-        <w:rPr>
-          <w:rFonts w:ascii="Times New Roman" w:hAnsi="Times New Roman" w:cs="Times New Roman"/>
-          <w:sz w:val="26"/>
-          <w:szCs w:val="26"/>
-        </w:rPr>
-        <w:t xml:space="preserve"> </w:t>
-      </w:r>
-      <w:r>
-        <w:rPr>
-          <w:rFonts w:ascii="Times New Roman" w:hAnsi="Times New Roman" w:cs="Times New Roman"/>
-          <w:sz w:val="26"/>
-          <w:szCs w:val="26"/>
-        </w:rPr>
-        <w:t>является применение системного анализа, сравнительного анализа, моделирования и программной реализации</w:t>
-      </w:r>
-      <w:r>
-        <w:rPr>
-          <w:rFonts w:ascii="Times New Roman" w:hAnsi="Times New Roman" w:cs="Times New Roman"/>
-          <w:sz w:val="26"/>
-          <w:szCs w:val="26"/>
-        </w:rPr>
-        <w:t>.</w:t>
-      </w:r>
-    </w:p>
-    <w:p>
-      <w:pPr>
-        <w:spacing w:line="240" w:lineRule="auto"/>
-        <w:ind w:firstLine="709"/>
-        <w:jc w:val="both"/>
-        <w:rPr>
-          <w:rFonts w:ascii="Times New Roman" w:hAnsi="Times New Roman" w:cs="Times New Roman"/>
-          <w:sz w:val="26"/>
-          <w:szCs w:val="26"/>
-        </w:rPr>
-      </w:pPr>
-      <w:r>
-        <w:rPr>
-          <w:rFonts w:ascii="Times New Roman" w:hAnsi="Times New Roman" w:cs="Times New Roman"/>
-          <w:sz w:val="26"/>
-          <w:szCs w:val="26"/>
-        </w:rPr>
-        <w:t>Практическая значимость</w:t>
-      </w:r>
-      <w:r>
-        <w:rPr>
-          <w:rFonts w:ascii="Times New Roman" w:hAnsi="Times New Roman" w:cs="Times New Roman"/>
-          <w:sz w:val="26"/>
-          <w:szCs w:val="26"/>
-        </w:rPr>
-        <w:t xml:space="preserve"> </w:t>
-      </w:r>
-      <w:r>
-        <w:rPr>
-          <w:rFonts w:ascii="Times New Roman" w:hAnsi="Times New Roman" w:cs="Times New Roman"/>
-          <w:sz w:val="26"/>
-          <w:szCs w:val="26"/>
-        </w:rPr>
-        <w:t>работы заключается в разработке прототипа модуля, позволяющего ПАО СК «Росгосстрах» перейти от реактивного ежегодного опроса к непрерывному проактивному мониторингу состояния персонала, сократить сроки реагирования с месяцев до дней, снизить нагрузку на HR-специалистов, уменьшить текучесть кадров и, как следствие, увеличить производительность и клиентскую удовлетворённость. Объём магистерской диссертации составляет 10</w:t>
-      </w:r>
-      <w:r>
-        <w:rPr>
-          <w:rFonts w:ascii="Times New Roman" w:hAnsi="Times New Roman" w:cs="Times New Roman"/>
-          <w:sz w:val="26"/>
-          <w:szCs w:val="26"/>
-        </w:rPr>
-        <w:t>5</w:t>
-      </w:r>
-      <w:r>
-        <w:rPr>
-          <w:rFonts w:ascii="Times New Roman" w:hAnsi="Times New Roman" w:cs="Times New Roman"/>
-          <w:sz w:val="26"/>
-          <w:szCs w:val="26"/>
-        </w:rPr>
-        <w:t xml:space="preserve"> страниц, структура магистерской диссертации включает введение, три главы, заключение, список литературы из 4</w:t>
-      </w:r>
-      <w:r>
-        <w:rPr>
-          <w:rFonts w:ascii="Times New Roman" w:hAnsi="Times New Roman" w:cs="Times New Roman"/>
-          <w:sz w:val="26"/>
-          <w:szCs w:val="26"/>
-        </w:rPr>
-        <w:t>6</w:t>
-      </w:r>
-      <w:r>
-        <w:rPr>
-          <w:rFonts w:ascii="Times New Roman" w:hAnsi="Times New Roman" w:cs="Times New Roman"/>
-          <w:sz w:val="26"/>
-          <w:szCs w:val="26"/>
-        </w:rPr>
-        <w:t xml:space="preserve"> наименований.</w:t>
-      </w:r>
-    </w:p>
-    <w:p>
-      <w:pPr>
-        <w:spacing w:line="240" w:lineRule="auto"/>
-        <w:ind w:firstLine="709"/>
-        <w:jc w:val="both"/>
-        <w:rPr>
-          <w:rFonts w:ascii="Times New Roman" w:hAnsi="Times New Roman" w:cs="Times New Roman"/>
-          <w:sz w:val="26"/>
-          <w:szCs w:val="26"/>
-        </w:rPr>
-      </w:pPr>
-      <w:r>
-        <w:rPr>
-          <w:rFonts w:ascii="Times New Roman" w:hAnsi="Times New Roman" w:cs="Times New Roman"/>
-          <w:sz w:val="26"/>
-          <w:szCs w:val="26"/>
-        </w:rPr>
-        <w:t>Автор работы</w:t>
-      </w:r>
-      <w:r>
-        <w:rPr>
-          <w:rFonts w:ascii="Times New Roman" w:hAnsi="Times New Roman" w:cs="Times New Roman"/>
-          <w:sz w:val="26"/>
-          <w:szCs w:val="26"/>
-        </w:rPr>
-        <w:t xml:space="preserve"> </w:t>
-      </w:r>
-      <w:r>
-        <w:rPr>
-          <w:rFonts w:ascii="Times New Roman" w:hAnsi="Times New Roman" w:cs="Times New Roman"/>
-          <w:sz w:val="26"/>
-          <w:szCs w:val="26"/>
-        </w:rPr>
-        <w:tab/>
-      </w:r>
-      <w:r>
-        <w:rPr>
-          <w:rFonts w:ascii="Times New Roman" w:hAnsi="Times New Roman" w:cs="Times New Roman"/>
-          <w:sz w:val="26"/>
-          <w:szCs w:val="26"/>
-        </w:rPr>
-        <w:tab/>
-      </w:r>
-      <w:r>
-        <w:rPr>
-          <w:rFonts w:ascii="Times New Roman" w:hAnsi="Times New Roman" w:cs="Times New Roman"/>
-          <w:sz w:val="26"/>
-          <w:szCs w:val="26"/>
-        </w:rPr>
-        <w:tab/>
-      </w:r>
-      <w:r>
-        <w:rPr>
-          <w:rFonts w:ascii="Times New Roman" w:hAnsi="Times New Roman" w:cs="Times New Roman"/>
-          <w:sz w:val="26"/>
-          <w:szCs w:val="26"/>
-        </w:rPr>
-        <w:tab/>
-      </w:r>
-      <w:r>
-        <w:rPr>
-          <w:rFonts w:ascii="Times New Roman" w:hAnsi="Times New Roman" w:cs="Times New Roman"/>
-          <w:sz w:val="26"/>
-          <w:szCs w:val="26"/>
-        </w:rPr>
-        <w:tab/>
-      </w:r>
-      <w:r>
-        <w:rPr>
-          <w:rFonts w:ascii="Times New Roman" w:hAnsi="Times New Roman" w:cs="Times New Roman"/>
-          <w:sz w:val="26"/>
-          <w:szCs w:val="26"/>
-        </w:rPr>
-        <w:tab/>
-      </w:r>
-      <w:r>
-        <w:rPr>
-          <w:rFonts w:ascii="Times New Roman" w:hAnsi="Times New Roman" w:cs="Times New Roman"/>
-          <w:sz w:val="26"/>
-          <w:szCs w:val="26"/>
-        </w:rPr>
-        <w:tab/>
-      </w:r>
-      <w:r>
-        <w:rPr>
-          <w:rFonts w:ascii="Times New Roman" w:hAnsi="Times New Roman" w:cs="Times New Roman"/>
-          <w:sz w:val="26"/>
-          <w:szCs w:val="26"/>
-        </w:rPr>
-        <w:t>Горбачева С.З.</w:t>
-      </w:r>
-    </w:p>
-    <w:p>
-      <w:pPr>
-        <w:spacing w:line="240" w:lineRule="auto"/>
         <w:rPr>
           <w:rFonts w:ascii="Times New Roman" w:hAnsi="Times New Roman" w:cs="Times New Roman"/>
           <w:sz w:val="26"/>
@@ -677,8 +603,7 @@
     </w:p>
     <w:p>
       <w:pPr>
-        <w:spacing w:line="240" w:lineRule="auto"/>
-        <w:ind w:firstLine="709"/>
+        <w:spacing w:after="0" w:line="240" w:lineRule="auto"/>
         <w:jc w:val="center"/>
         <w:rPr>
           <w:rFonts w:ascii="Times New Roman" w:hAnsi="Times New Roman" w:cs="Times New Roman"/>
@@ -700,64 +625,22 @@
     </w:p>
     <w:p>
       <w:pPr>
-        <w:spacing w:line="240" w:lineRule="auto"/>
-        <w:ind w:firstLine="709"/>
+        <w:spacing w:after="0" w:line="240" w:lineRule="auto"/>
         <w:jc w:val="center"/>
         <w:rPr>
           <w:rFonts w:ascii="Times New Roman" w:hAnsi="Times New Roman" w:cs="Times New Roman"/>
           <w:sz w:val="26"/>
           <w:szCs w:val="26"/>
-          <w:lang w:val="en-US"/>
-        </w:rPr>
-      </w:pPr>
-      <w:r>
-        <w:rPr>
-          <w:rFonts w:ascii="Times New Roman" w:hAnsi="Times New Roman" w:cs="Times New Roman"/>
-          <w:sz w:val="26"/>
-          <w:szCs w:val="26"/>
-          <w:lang w:val="en-US"/>
-        </w:rPr>
-        <w:t>Student Gorbacheva Sofya Za</w:t>
-      </w:r>
-      <w:r>
-        <w:rPr>
-          <w:rFonts w:ascii="Times New Roman" w:hAnsi="Times New Roman" w:cs="Times New Roman"/>
-          <w:sz w:val="26"/>
-          <w:szCs w:val="26"/>
-          <w:lang w:val="en-US"/>
-        </w:rPr>
-        <w:t>u</w:t>
-      </w:r>
-      <w:r>
-        <w:rPr>
-          <w:rFonts w:ascii="Times New Roman" w:hAnsi="Times New Roman" w:cs="Times New Roman"/>
-          <w:sz w:val="26"/>
-          <w:szCs w:val="26"/>
-          <w:lang w:val="en-US"/>
-        </w:rPr>
-        <w:t>rovna</w:t>
-      </w:r>
-    </w:p>
-    <w:p>
-      <w:pPr>
-        <w:spacing w:line="240" w:lineRule="auto"/>
-        <w:ind w:firstLine="709"/>
-        <w:jc w:val="both"/>
-        <w:rPr>
-          <w:rFonts w:ascii="Times New Roman" w:hAnsi="Times New Roman" w:cs="Times New Roman"/>
-          <w:sz w:val="26"/>
-          <w:szCs w:val="26"/>
-          <w:lang w:val="en-US"/>
-        </w:rPr>
-      </w:pPr>
-      <w:r>
-        <w:rPr>
-          <w:rFonts w:ascii="Times New Roman" w:hAnsi="Times New Roman" w:cs="Times New Roman"/>
-          <w:sz w:val="26"/>
-          <w:szCs w:val="26"/>
-          <w:lang w:val="en-US"/>
-        </w:rPr>
-        <w:t xml:space="preserve">In the context of increasing competition, high labor intensity and growing volume of customer service, professional burnout is becoming one of the key factors reducing labor efficiency and increasing staff turnover. According to studies, up to 43% of employees in Russia suffer from burnout syndrome, and in the insurance business this figure is traditionally higher. Large companies, such as PJSC IC </w:t>
+        </w:rPr>
+      </w:pPr>
+      <w:r>
+        <w:rPr>
+          <w:rFonts w:ascii="Times New Roman" w:hAnsi="Times New Roman" w:cs="Times New Roman"/>
+          <w:sz w:val="26"/>
+          <w:szCs w:val="26"/>
+          <w:lang w:val="en-US"/>
+        </w:rPr>
+        <w:t xml:space="preserve">Student </w:t>
       </w:r>
       <w:proofErr w:type="spellStart"/>
       <w:r>
@@ -767,7 +650,7 @@
           <w:szCs w:val="26"/>
           <w:lang w:val="en-US"/>
         </w:rPr>
-        <w:t>Rosgosstrakh</w:t>
+        <w:t>Gamov</w:t>
       </w:r>
       <w:proofErr w:type="spellEnd"/>
       <w:r>
@@ -777,47 +660,477 @@
           <w:szCs w:val="26"/>
           <w:lang w:val="en-US"/>
         </w:rPr>
-        <w:t>, use only annual satisfaction surveys, which do not allow them to quickly identify early signs of burnout and take timely preventive measures. Therefore, the development of an automated tool for continuous monitoring of employees’ emotional state based on their digital communications is an urgent scientific and practical task.</w:t>
-      </w:r>
-    </w:p>
-    <w:p>
-      <w:pPr>
-        <w:spacing w:line="240" w:lineRule="auto"/>
-        <w:ind w:firstLine="709"/>
-        <w:jc w:val="both"/>
-        <w:rPr>
-          <w:rFonts w:ascii="Times New Roman" w:hAnsi="Times New Roman" w:cs="Times New Roman"/>
-          <w:sz w:val="26"/>
-          <w:szCs w:val="26"/>
-          <w:lang w:val="en-US"/>
-        </w:rPr>
-      </w:pPr>
-      <w:r>
-        <w:rPr>
-          <w:rFonts w:ascii="Times New Roman" w:hAnsi="Times New Roman" w:cs="Times New Roman"/>
-          <w:sz w:val="26"/>
-          <w:szCs w:val="26"/>
-          <w:lang w:val="en-US"/>
-        </w:rPr>
-        <w:t>The purpose of the study</w:t>
-      </w:r>
-      <w:r>
-        <w:rPr>
-          <w:rFonts w:ascii="Times New Roman" w:hAnsi="Times New Roman" w:cs="Times New Roman"/>
-          <w:sz w:val="26"/>
-          <w:szCs w:val="26"/>
-          <w:lang w:val="en-US"/>
-        </w:rPr>
-        <w:t xml:space="preserve"> </w:t>
-      </w:r>
-      <w:r>
-        <w:rPr>
-          <w:rFonts w:ascii="Times New Roman" w:hAnsi="Times New Roman" w:cs="Times New Roman"/>
-          <w:sz w:val="26"/>
-          <w:szCs w:val="26"/>
-          <w:lang w:val="en-US"/>
-        </w:rPr>
-        <w:t xml:space="preserve">is to create an automated module for analyzing the degree of burnout of employees of PJSC IC </w:t>
+        <w:t xml:space="preserve"> Pavel Antonovich</w:t>
+      </w:r>
+    </w:p>
+    <w:p>
+      <w:pPr>
+        <w:spacing w:after="0" w:line="240" w:lineRule="auto"/>
+        <w:ind w:firstLine="709"/>
+        <w:jc w:val="both"/>
+        <w:rPr>
+          <w:rFonts w:ascii="Times New Roman" w:hAnsi="Times New Roman" w:cs="Times New Roman"/>
+          <w:sz w:val="26"/>
+          <w:szCs w:val="26"/>
+        </w:rPr>
+      </w:pPr>
+    </w:p>
+    <w:p>
+      <w:pPr>
+        <w:spacing w:after="0" w:line="240" w:lineRule="auto"/>
+        <w:ind w:firstLine="709"/>
+        <w:jc w:val="both"/>
+        <w:rPr>
+          <w:rFonts w:ascii="Times New Roman" w:hAnsi="Times New Roman" w:cs="Times New Roman"/>
+          <w:sz w:val="26"/>
+          <w:szCs w:val="26"/>
+          <w:lang w:val="en-US"/>
+        </w:rPr>
+      </w:pPr>
+      <w:r>
+        <w:rPr>
+          <w:rFonts w:ascii="Times New Roman" w:hAnsi="Times New Roman" w:cs="Times New Roman"/>
+          <w:sz w:val="26"/>
+          <w:szCs w:val="26"/>
+          <w:lang w:val="en-US"/>
+        </w:rPr>
+        <w:t>In the context of the total digital transformation of society, there is a sharp change in human behavioral patterns, which has led to the formation of a "digital sedentary lifestyle" and the phenomenon of "informed inaction", in which the user has knowledge about health, but does not have the tools to translate them into sustainable behavior. An analysis of the current market for digital habit tracking solutions shows their low long-term effectiveness due to the use of superficial gamification, lack of personalization, and ignoring the need for social support, which causes a rapid outflow of users. In this regard, the development of a comprehensive methodology for the formation of healthy habits, integrating the mechanisms of deep gamification and anonymous mentoring support into the messenger interface, is an urgent scientific and practical task.</w:t>
+      </w:r>
+    </w:p>
+    <w:p>
+      <w:pPr>
+        <w:spacing w:after="0" w:line="240" w:lineRule="auto"/>
+        <w:ind w:firstLine="709"/>
+        <w:jc w:val="both"/>
+        <w:rPr>
+          <w:rFonts w:ascii="Times New Roman" w:hAnsi="Times New Roman" w:cs="Times New Roman"/>
+          <w:sz w:val="26"/>
+          <w:szCs w:val="26"/>
+          <w:lang w:val="en-US"/>
+        </w:rPr>
+      </w:pPr>
+      <w:r>
+        <w:rPr>
+          <w:rFonts w:ascii="Times New Roman" w:hAnsi="Times New Roman" w:cs="Times New Roman"/>
+          <w:sz w:val="26"/>
+          <w:szCs w:val="26"/>
+          <w:lang w:val="en-US"/>
+        </w:rPr>
+        <w:t>The purpose of the research is to develop an author's methodology for the formation of healthy habits, create a software prototype based on it and comprehensively evaluate its technical and economic effectiveness.</w:t>
+      </w:r>
+    </w:p>
+    <w:p>
+      <w:pPr>
+        <w:spacing w:after="0" w:line="240" w:lineRule="auto"/>
+        <w:ind w:firstLine="709"/>
+        <w:jc w:val="both"/>
+        <w:rPr>
+          <w:rFonts w:ascii="Times New Roman" w:hAnsi="Times New Roman" w:cs="Times New Roman"/>
+          <w:sz w:val="26"/>
+          <w:szCs w:val="26"/>
+          <w:lang w:val="en-US"/>
+        </w:rPr>
+      </w:pPr>
+      <w:r>
+        <w:rPr>
+          <w:rFonts w:ascii="Times New Roman" w:hAnsi="Times New Roman" w:cs="Times New Roman"/>
+          <w:sz w:val="26"/>
+          <w:szCs w:val="26"/>
+          <w:lang w:val="en-US"/>
+        </w:rPr>
+        <w:t>The objectives of the study are:</w:t>
+      </w:r>
+    </w:p>
+    <w:p>
+      <w:pPr>
+        <w:spacing w:after="0" w:line="240" w:lineRule="auto"/>
+        <w:ind w:firstLine="709"/>
+        <w:jc w:val="both"/>
+        <w:rPr>
+          <w:rFonts w:ascii="Times New Roman" w:hAnsi="Times New Roman" w:cs="Times New Roman"/>
+          <w:sz w:val="26"/>
+          <w:szCs w:val="26"/>
+          <w:lang w:val="en-US"/>
+        </w:rPr>
+      </w:pPr>
+      <w:r>
+        <w:rPr>
+          <w:rFonts w:ascii="Times New Roman" w:hAnsi="Times New Roman" w:cs="Times New Roman"/>
+          <w:sz w:val="26"/>
+          <w:szCs w:val="26"/>
+          <w:lang w:val="en-US"/>
+        </w:rPr>
+        <w:t>1. to conduct a comprehensive analysis of the problem of forming healthy habits in the digital age, to identify psychological and behavioral barriers that prevent the consolidation of useful patterns;</w:t>
+      </w:r>
+    </w:p>
+    <w:p>
+      <w:pPr>
+        <w:spacing w:after="0" w:line="240" w:lineRule="auto"/>
+        <w:ind w:firstLine="709"/>
+        <w:jc w:val="both"/>
+        <w:rPr>
+          <w:rFonts w:ascii="Times New Roman" w:hAnsi="Times New Roman" w:cs="Times New Roman"/>
+          <w:sz w:val="26"/>
+          <w:szCs w:val="26"/>
+          <w:lang w:val="en-US"/>
+        </w:rPr>
+      </w:pPr>
+      <w:r>
+        <w:rPr>
+          <w:rFonts w:ascii="Times New Roman" w:hAnsi="Times New Roman" w:cs="Times New Roman"/>
+          <w:sz w:val="26"/>
+          <w:szCs w:val="26"/>
+          <w:lang w:val="en-US"/>
+        </w:rPr>
+        <w:t>2. conduct a critical analysis of existing digital solutions, systematize the shortcomings of traditional approaches to gamification and personalization;</w:t>
+      </w:r>
+    </w:p>
+    <w:p>
+      <w:pPr>
+        <w:spacing w:after="0" w:line="240" w:lineRule="auto"/>
+        <w:ind w:firstLine="709"/>
+        <w:jc w:val="both"/>
+        <w:rPr>
+          <w:rFonts w:ascii="Times New Roman" w:hAnsi="Times New Roman" w:cs="Times New Roman"/>
+          <w:sz w:val="26"/>
+          <w:szCs w:val="26"/>
+          <w:lang w:val="en-US"/>
+        </w:rPr>
+      </w:pPr>
+      <w:r>
+        <w:rPr>
+          <w:rFonts w:ascii="Times New Roman" w:hAnsi="Times New Roman" w:cs="Times New Roman"/>
+          <w:sz w:val="26"/>
+          <w:szCs w:val="26"/>
+          <w:lang w:val="en-US"/>
+        </w:rPr>
+        <w:t>3. formulate the requirements for the developed methodology, justify the choice of a technology stack (Python, python-telegram-bot, SQLite, AES-256) and design the architecture of the system;</w:t>
+      </w:r>
+    </w:p>
+    <w:p>
+      <w:pPr>
+        <w:spacing w:after="0" w:line="240" w:lineRule="auto"/>
+        <w:ind w:firstLine="709"/>
+        <w:jc w:val="both"/>
+        <w:rPr>
+          <w:rFonts w:ascii="Times New Roman" w:hAnsi="Times New Roman" w:cs="Times New Roman"/>
+          <w:sz w:val="26"/>
+          <w:szCs w:val="26"/>
+          <w:lang w:val="en-US"/>
+        </w:rPr>
+      </w:pPr>
+      <w:r>
+        <w:rPr>
+          <w:rFonts w:ascii="Times New Roman" w:hAnsi="Times New Roman" w:cs="Times New Roman"/>
+          <w:sz w:val="26"/>
+          <w:szCs w:val="26"/>
+          <w:lang w:val="en-US"/>
+        </w:rPr>
+        <w:t>4. Implement a prototype service that includes habit tracking modules, a multi-level achievement system, and an anonymous mentoring mechanism.;</w:t>
+      </w:r>
+    </w:p>
+    <w:p>
+      <w:pPr>
+        <w:spacing w:after="0" w:line="240" w:lineRule="auto"/>
+        <w:ind w:firstLine="709"/>
+        <w:jc w:val="both"/>
+        <w:rPr>
+          <w:rFonts w:ascii="Times New Roman" w:hAnsi="Times New Roman" w:cs="Times New Roman"/>
+          <w:sz w:val="26"/>
+          <w:szCs w:val="26"/>
+          <w:lang w:val="en-US"/>
+        </w:rPr>
+      </w:pPr>
+      <w:r>
+        <w:rPr>
+          <w:rFonts w:ascii="Times New Roman" w:hAnsi="Times New Roman" w:cs="Times New Roman"/>
+          <w:sz w:val="26"/>
+          <w:szCs w:val="26"/>
+          <w:lang w:val="en-US"/>
+        </w:rPr>
+        <w:t>5. conduct a controlled experiment to confirm the effectiveness of the methodology by analyzing the metrics of engagement, success of habit formation and user retention;</w:t>
+      </w:r>
+    </w:p>
+    <w:p>
+      <w:pPr>
+        <w:spacing w:after="0" w:line="240" w:lineRule="auto"/>
+        <w:ind w:firstLine="709"/>
+        <w:jc w:val="both"/>
+        <w:rPr>
+          <w:rFonts w:ascii="Times New Roman" w:hAnsi="Times New Roman" w:cs="Times New Roman"/>
+          <w:sz w:val="26"/>
+          <w:szCs w:val="26"/>
+          <w:lang w:val="en-US"/>
+        </w:rPr>
+      </w:pPr>
+      <w:r>
+        <w:rPr>
+          <w:rFonts w:ascii="Times New Roman" w:hAnsi="Times New Roman" w:cs="Times New Roman"/>
+          <w:sz w:val="26"/>
+          <w:szCs w:val="26"/>
+          <w:lang w:val="en-US"/>
+        </w:rPr>
+        <w:t>6. Calculate the total cost of ownership (CER), evaluate the profitability of the project using net discounted cash flow (NPV) and internal rate of return (IRR) models, and determine the payback period.</w:t>
+      </w:r>
+    </w:p>
+    <w:p>
+      <w:pPr>
+        <w:spacing w:after="0" w:line="240" w:lineRule="auto"/>
+        <w:ind w:firstLine="709"/>
+        <w:jc w:val="both"/>
+        <w:rPr>
+          <w:rFonts w:ascii="Times New Roman" w:hAnsi="Times New Roman" w:cs="Times New Roman"/>
+          <w:sz w:val="26"/>
+          <w:szCs w:val="26"/>
+          <w:lang w:val="en-US"/>
+        </w:rPr>
+      </w:pPr>
+      <w:r>
+        <w:rPr>
+          <w:rFonts w:ascii="Times New Roman" w:hAnsi="Times New Roman" w:cs="Times New Roman"/>
+          <w:sz w:val="26"/>
+          <w:szCs w:val="26"/>
+          <w:lang w:val="en-US"/>
+        </w:rPr>
+        <w:t>The object of the research is the process of forming stable healthy habits among users in a digitalized environment.</w:t>
+      </w:r>
+    </w:p>
+    <w:p>
+      <w:pPr>
+        <w:spacing w:after="0" w:line="240" w:lineRule="auto"/>
+        <w:ind w:firstLine="709"/>
+        <w:jc w:val="both"/>
+        <w:rPr>
+          <w:rFonts w:ascii="Times New Roman" w:hAnsi="Times New Roman" w:cs="Times New Roman"/>
+          <w:sz w:val="26"/>
+          <w:szCs w:val="26"/>
+          <w:lang w:val="en-US"/>
+        </w:rPr>
+      </w:pPr>
+      <w:r>
+        <w:rPr>
+          <w:rFonts w:ascii="Times New Roman" w:hAnsi="Times New Roman" w:cs="Times New Roman"/>
+          <w:sz w:val="26"/>
+          <w:szCs w:val="26"/>
+          <w:lang w:val="en-US"/>
+        </w:rPr>
+        <w:t>The subject of the research is the author's method of habit formation, implemented in the form of an intelligent chatbot using tools of deep gamification and anonymous social interaction.</w:t>
+      </w:r>
+    </w:p>
+    <w:p>
+      <w:pPr>
+        <w:spacing w:after="0" w:line="240" w:lineRule="auto"/>
+        <w:ind w:firstLine="709"/>
+        <w:jc w:val="both"/>
+        <w:rPr>
+          <w:rFonts w:ascii="Times New Roman" w:hAnsi="Times New Roman" w:cs="Times New Roman"/>
+          <w:sz w:val="26"/>
+          <w:szCs w:val="26"/>
+          <w:lang w:val="en-US"/>
+        </w:rPr>
+      </w:pPr>
+      <w:r>
+        <w:rPr>
+          <w:rFonts w:ascii="Times New Roman" w:hAnsi="Times New Roman" w:cs="Times New Roman"/>
+          <w:sz w:val="26"/>
+          <w:szCs w:val="26"/>
+          <w:lang w:val="en-US"/>
+        </w:rPr>
+        <w:t>The scientific novelty of the research lies in the proposal of an original concept of habit formation based on the synergy of deep gamification and anonymous social interaction. Unlike traditional solutions, this technique removes the psychological barrier of fear of judgment due to the complete anonymization of participants and creates a stable "loop of positive reinforcement" through a system of multilevel achievements. An algorithm has been developed for automated mentor selection in real time using internal message routing, which makes it possible to scale emotional support without involving in-house specialists.</w:t>
+      </w:r>
+    </w:p>
+    <w:p>
+      <w:pPr>
+        <w:spacing w:after="0" w:line="240" w:lineRule="auto"/>
+        <w:ind w:firstLine="709"/>
+        <w:jc w:val="both"/>
+        <w:rPr>
+          <w:rFonts w:ascii="Times New Roman" w:hAnsi="Times New Roman" w:cs="Times New Roman"/>
+          <w:sz w:val="26"/>
+          <w:szCs w:val="26"/>
+          <w:lang w:val="en-US"/>
+        </w:rPr>
+      </w:pPr>
+      <w:r>
+        <w:rPr>
+          <w:rFonts w:ascii="Times New Roman" w:hAnsi="Times New Roman" w:cs="Times New Roman"/>
+          <w:sz w:val="26"/>
+          <w:szCs w:val="26"/>
+          <w:lang w:val="en-US"/>
+        </w:rPr>
+        <w:t>The research methodology is the application of systematic and comparative analysis, methods of behavioral psychology, software implementation, as well as experimental hypothesis testing using statistical data analysis methods.</w:t>
+      </w:r>
+    </w:p>
+    <w:p>
+      <w:pPr>
+        <w:spacing w:after="0" w:line="240" w:lineRule="auto"/>
+        <w:ind w:firstLine="709"/>
+        <w:jc w:val="both"/>
+        <w:rPr>
+          <w:rFonts w:ascii="Times New Roman" w:hAnsi="Times New Roman" w:cs="Times New Roman"/>
+          <w:sz w:val="26"/>
+          <w:szCs w:val="26"/>
+          <w:lang w:val="en-US"/>
+        </w:rPr>
+      </w:pPr>
+      <w:r>
+        <w:rPr>
+          <w:rFonts w:ascii="Times New Roman" w:hAnsi="Times New Roman" w:cs="Times New Roman"/>
+          <w:sz w:val="26"/>
+          <w:szCs w:val="26"/>
+          <w:lang w:val="en-US"/>
+        </w:rPr>
+        <w:lastRenderedPageBreak/>
+        <w:t xml:space="preserve">The practical significance of the work lies in the creation of a functioning </w:t>
+      </w:r>
+      <w:proofErr w:type="gramStart"/>
+      <w:r>
+        <w:rPr>
+          <w:rFonts w:ascii="Times New Roman" w:hAnsi="Times New Roman" w:cs="Times New Roman"/>
+          <w:sz w:val="26"/>
+          <w:szCs w:val="26"/>
+          <w:lang w:val="en-US"/>
+        </w:rPr>
+        <w:t>Open Source</w:t>
+      </w:r>
+      <w:proofErr w:type="gramEnd"/>
+      <w:r>
+        <w:rPr>
+          <w:rFonts w:ascii="Times New Roman" w:hAnsi="Times New Roman" w:cs="Times New Roman"/>
+          <w:sz w:val="26"/>
+          <w:szCs w:val="26"/>
+          <w:lang w:val="en-US"/>
+        </w:rPr>
+        <w:t xml:space="preserve"> prototype, which can significantly increase the effectiveness of forming healthy habits. It has been experimentally proven that using the technique increases the success rate of habit fulfillment from 41% to 68% and increases user retention by 2.5 times on day 60. The implemented hybrid monetization model (premium subscription and native advertising) ensures the economic sustainability of the project (NPV = 1,742,468 rubles, IRR = 41%). The solution can be scaled both as an independent social service and integrated into corporate programs of enterprises to reduce employee morbidity and increase labor productivity.</w:t>
+      </w:r>
+    </w:p>
+    <w:p>
+      <w:pPr>
+        <w:spacing w:after="0" w:line="240" w:lineRule="auto"/>
+        <w:ind w:firstLine="709"/>
+        <w:jc w:val="both"/>
+        <w:rPr>
+          <w:rFonts w:ascii="Times New Roman" w:hAnsi="Times New Roman" w:cs="Times New Roman"/>
+          <w:sz w:val="26"/>
+          <w:szCs w:val="26"/>
+        </w:rPr>
+      </w:pPr>
+      <w:r>
+        <w:rPr>
+          <w:rFonts w:ascii="Times New Roman" w:hAnsi="Times New Roman" w:cs="Times New Roman"/>
+          <w:sz w:val="26"/>
+          <w:szCs w:val="26"/>
+          <w:lang w:val="en-US"/>
+        </w:rPr>
+        <w:t>The volume of the master's thesis is 114 pages, the structure includes an introduction, three chapters, a conclusion, and a list of 40 sources used.</w:t>
+      </w:r>
+    </w:p>
+    <w:p>
+      <w:pPr>
+        <w:spacing w:after="0" w:line="240" w:lineRule="auto"/>
+        <w:ind w:firstLine="709"/>
+        <w:jc w:val="both"/>
+        <w:rPr>
+          <w:rFonts w:ascii="Times New Roman" w:hAnsi="Times New Roman" w:cs="Times New Roman"/>
+          <w:sz w:val="26"/>
+          <w:szCs w:val="26"/>
+        </w:rPr>
+      </w:pPr>
+    </w:p>
+    <w:p>
+      <w:pPr>
+        <w:spacing w:after="0" w:line="240" w:lineRule="auto"/>
+        <w:ind w:firstLine="709"/>
+        <w:jc w:val="both"/>
+        <w:rPr>
+          <w:rFonts w:ascii="Times New Roman" w:hAnsi="Times New Roman" w:cs="Times New Roman"/>
+          <w:sz w:val="26"/>
+          <w:szCs w:val="26"/>
+        </w:rPr>
+      </w:pPr>
+    </w:p>
+    <w:p>
+      <w:pPr>
+        <w:spacing w:after="0" w:line="240" w:lineRule="auto"/>
+        <w:jc w:val="both"/>
+        <w:rPr>
+          <w:rFonts w:ascii="Times New Roman" w:hAnsi="Times New Roman" w:cs="Times New Roman"/>
+          <w:sz w:val="26"/>
+          <w:szCs w:val="26"/>
+          <w:lang w:val="en-US"/>
+        </w:rPr>
+      </w:pPr>
+      <w:r>
+        <w:rPr>
+          <w:rFonts w:ascii="Times New Roman" w:hAnsi="Times New Roman" w:cs="Times New Roman"/>
+          <w:sz w:val="26"/>
+          <w:szCs w:val="26"/>
+          <w:lang w:val="en-US"/>
+        </w:rPr>
+        <w:t>The author of the dissertation</w:t>
+      </w:r>
+      <w:r>
+        <w:rPr>
+          <w:rFonts w:ascii="Times New Roman" w:hAnsi="Times New Roman" w:cs="Times New Roman"/>
+          <w:sz w:val="26"/>
+          <w:szCs w:val="26"/>
+          <w:lang w:val="en-US"/>
+        </w:rPr>
+        <w:tab/>
+      </w:r>
+      <w:r>
+        <w:rPr>
+          <w:rFonts w:ascii="Times New Roman" w:hAnsi="Times New Roman" w:cs="Times New Roman"/>
+          <w:sz w:val="26"/>
+          <w:szCs w:val="26"/>
+          <w:lang w:val="en-US"/>
+        </w:rPr>
+        <w:tab/>
+      </w:r>
+      <w:r>
+        <w:rPr>
+          <w:rFonts w:ascii="Times New Roman" w:hAnsi="Times New Roman" w:cs="Times New Roman"/>
+          <w:sz w:val="26"/>
+          <w:szCs w:val="26"/>
+          <w:lang w:val="en-US"/>
+        </w:rPr>
+        <w:tab/>
+      </w:r>
+      <w:r>
+        <w:rPr>
+          <w:rFonts w:ascii="Times New Roman" w:hAnsi="Times New Roman" w:cs="Times New Roman"/>
+          <w:sz w:val="26"/>
+          <w:szCs w:val="26"/>
+          <w:lang w:val="en-US"/>
+        </w:rPr>
+        <w:tab/>
+      </w:r>
+      <w:r>
+        <w:rPr>
+          <w:rFonts w:ascii="Times New Roman" w:hAnsi="Times New Roman" w:cs="Times New Roman"/>
+          <w:sz w:val="26"/>
+          <w:szCs w:val="26"/>
+          <w:lang w:val="en-US"/>
+        </w:rPr>
+        <w:tab/>
+      </w:r>
+      <w:r>
+        <w:rPr>
+          <w:rFonts w:ascii="Times New Roman" w:hAnsi="Times New Roman" w:cs="Times New Roman"/>
+          <w:sz w:val="26"/>
+          <w:szCs w:val="26"/>
+          <w:lang w:val="en-US"/>
+        </w:rPr>
+        <w:tab/>
+      </w:r>
+      <w:r>
+        <w:rPr>
+          <w:rFonts w:ascii="Times New Roman" w:hAnsi="Times New Roman" w:cs="Times New Roman"/>
+          <w:sz w:val="26"/>
+          <w:szCs w:val="26"/>
+          <w:lang w:val="en-US"/>
+        </w:rPr>
+        <w:tab/>
       </w:r>
       <w:proofErr w:type="spellStart"/>
       <w:r>
@@ -827,7 +1140,7 @@
           <w:szCs w:val="26"/>
           <w:lang w:val="en-US"/>
         </w:rPr>
-        <w:t>Rosgosstrakh</w:t>
+        <w:t>Gamov</w:t>
       </w:r>
       <w:proofErr w:type="spellEnd"/>
       <w:r>
@@ -837,575 +1150,8 @@
           <w:szCs w:val="26"/>
           <w:lang w:val="en-US"/>
         </w:rPr>
-        <w:t xml:space="preserve">, </w:t>
-      </w:r>
-      <w:r>
-        <w:rPr>
-          <w:rFonts w:ascii="Times New Roman" w:hAnsi="Times New Roman" w:cs="Times New Roman"/>
-          <w:sz w:val="26"/>
-          <w:szCs w:val="26"/>
-          <w:lang w:val="en-US"/>
-        </w:rPr>
-        <w:t>based on natural language processing and machine learning methods, and to evaluate its economic efficiency.</w:t>
-      </w:r>
-    </w:p>
-    <w:p>
-      <w:pPr>
-        <w:spacing w:line="240" w:lineRule="auto"/>
-        <w:ind w:firstLine="709"/>
-        <w:jc w:val="both"/>
-        <w:rPr>
-          <w:rFonts w:ascii="Times New Roman" w:hAnsi="Times New Roman" w:cs="Times New Roman"/>
-          <w:sz w:val="26"/>
-          <w:szCs w:val="26"/>
-          <w:lang w:val="en-US"/>
-        </w:rPr>
-      </w:pPr>
-      <w:r>
-        <w:rPr>
-          <w:rFonts w:ascii="Times New Roman" w:hAnsi="Times New Roman" w:cs="Times New Roman"/>
-          <w:sz w:val="26"/>
-          <w:szCs w:val="26"/>
-          <w:lang w:val="en-US"/>
-        </w:rPr>
-        <w:t>The objectives of the study are:</w:t>
-      </w:r>
-    </w:p>
-    <w:p>
-      <w:pPr>
-        <w:numPr>
-          <w:ilvl w:val="0"/>
-          <w:numId w:val="2"/>
-        </w:numPr>
-        <w:spacing w:line="240" w:lineRule="auto"/>
-        <w:ind w:firstLine="709"/>
-        <w:jc w:val="both"/>
-        <w:rPr>
-          <w:rFonts w:ascii="Times New Roman" w:hAnsi="Times New Roman" w:cs="Times New Roman"/>
-          <w:sz w:val="26"/>
-          <w:szCs w:val="26"/>
-          <w:lang w:val="en-US"/>
-        </w:rPr>
-      </w:pPr>
-      <w:r>
-        <w:rPr>
-          <w:rFonts w:ascii="Times New Roman" w:hAnsi="Times New Roman" w:cs="Times New Roman"/>
-          <w:sz w:val="26"/>
-          <w:szCs w:val="26"/>
-          <w:lang w:val="en-US"/>
-        </w:rPr>
-        <w:t>to conduct a theoretical review of the concept of professional burnout, its causes, stages of development and modern diagnostic methods;</w:t>
-      </w:r>
-    </w:p>
-    <w:p>
-      <w:pPr>
-        <w:numPr>
-          <w:ilvl w:val="0"/>
-          <w:numId w:val="2"/>
-        </w:numPr>
-        <w:spacing w:line="240" w:lineRule="auto"/>
-        <w:ind w:firstLine="709"/>
-        <w:jc w:val="both"/>
-        <w:rPr>
-          <w:rFonts w:ascii="Times New Roman" w:hAnsi="Times New Roman" w:cs="Times New Roman"/>
-          <w:sz w:val="26"/>
-          <w:szCs w:val="26"/>
-          <w:lang w:val="en-US"/>
-        </w:rPr>
-      </w:pPr>
-      <w:r>
-        <w:rPr>
-          <w:rFonts w:ascii="Times New Roman" w:hAnsi="Times New Roman" w:cs="Times New Roman"/>
-          <w:sz w:val="26"/>
-          <w:szCs w:val="26"/>
-          <w:lang w:val="en-US"/>
-        </w:rPr>
-        <w:t xml:space="preserve">to describe the organizational and economic situation of PJSC IC </w:t>
-      </w:r>
-      <w:proofErr w:type="spellStart"/>
-      <w:r>
-        <w:rPr>
-          <w:rFonts w:ascii="Times New Roman" w:hAnsi="Times New Roman" w:cs="Times New Roman"/>
-          <w:sz w:val="26"/>
-          <w:szCs w:val="26"/>
-          <w:lang w:val="en-US"/>
-        </w:rPr>
-        <w:t>Rosgosstrakh</w:t>
-      </w:r>
-      <w:proofErr w:type="spellEnd"/>
-      <w:r>
-        <w:rPr>
-          <w:rFonts w:ascii="Times New Roman" w:hAnsi="Times New Roman" w:cs="Times New Roman"/>
-          <w:sz w:val="26"/>
-          <w:szCs w:val="26"/>
-          <w:lang w:val="en-US"/>
-        </w:rPr>
-        <w:t>, to identify the shortcomings of the existing personnel well-being monitoring system;</w:t>
-      </w:r>
-    </w:p>
-    <w:p>
-      <w:pPr>
-        <w:numPr>
-          <w:ilvl w:val="0"/>
-          <w:numId w:val="2"/>
-        </w:numPr>
-        <w:spacing w:line="240" w:lineRule="auto"/>
-        <w:ind w:firstLine="709"/>
-        <w:jc w:val="both"/>
-        <w:rPr>
-          <w:rFonts w:ascii="Times New Roman" w:hAnsi="Times New Roman" w:cs="Times New Roman"/>
-          <w:sz w:val="26"/>
-          <w:szCs w:val="26"/>
-          <w:lang w:val="en-US"/>
-        </w:rPr>
-      </w:pPr>
-      <w:r>
-        <w:rPr>
-          <w:rFonts w:ascii="Times New Roman" w:hAnsi="Times New Roman" w:cs="Times New Roman"/>
-          <w:sz w:val="26"/>
-          <w:szCs w:val="26"/>
-          <w:lang w:val="en-US"/>
-        </w:rPr>
-        <w:t>to formulate requirements for the module being developed, to justify the choice of technology stack;</w:t>
-      </w:r>
-    </w:p>
-    <w:p>
-      <w:pPr>
-        <w:numPr>
-          <w:ilvl w:val="0"/>
-          <w:numId w:val="2"/>
-        </w:numPr>
-        <w:spacing w:line="240" w:lineRule="auto"/>
-        <w:ind w:firstLine="709"/>
-        <w:jc w:val="both"/>
-        <w:rPr>
-          <w:rFonts w:ascii="Times New Roman" w:hAnsi="Times New Roman" w:cs="Times New Roman"/>
-          <w:sz w:val="26"/>
-          <w:szCs w:val="26"/>
-          <w:lang w:val="en-US"/>
-        </w:rPr>
-      </w:pPr>
-      <w:r>
-        <w:rPr>
-          <w:rFonts w:ascii="Times New Roman" w:hAnsi="Times New Roman" w:cs="Times New Roman"/>
-          <w:sz w:val="26"/>
-          <w:szCs w:val="26"/>
-          <w:lang w:val="en-US"/>
-        </w:rPr>
-        <w:t>to implement a prototype of an automated module, including collection of text messages, preprocessing, assessment of linguistic burnout markers and burnout level classification;</w:t>
-      </w:r>
-    </w:p>
-    <w:p>
-      <w:pPr>
-        <w:numPr>
-          <w:ilvl w:val="0"/>
-          <w:numId w:val="2"/>
-        </w:numPr>
-        <w:spacing w:line="240" w:lineRule="auto"/>
-        <w:ind w:firstLine="709"/>
-        <w:jc w:val="both"/>
-        <w:rPr>
-          <w:rFonts w:ascii="Times New Roman" w:hAnsi="Times New Roman" w:cs="Times New Roman"/>
-          <w:sz w:val="26"/>
-          <w:szCs w:val="26"/>
-          <w:lang w:val="en-US"/>
-        </w:rPr>
-      </w:pPr>
-      <w:r>
-        <w:rPr>
-          <w:rFonts w:ascii="Times New Roman" w:hAnsi="Times New Roman" w:cs="Times New Roman"/>
-          <w:sz w:val="26"/>
-          <w:szCs w:val="26"/>
-          <w:lang w:val="en-US"/>
-        </w:rPr>
-        <w:t>to perform an economic calculation of project costs and benefits, build models of net present value, internal rate of return and payback periods.</w:t>
-      </w:r>
-    </w:p>
-    <w:p>
-      <w:pPr>
-        <w:spacing w:line="240" w:lineRule="auto"/>
-        <w:ind w:firstLine="709"/>
-        <w:jc w:val="both"/>
-        <w:rPr>
-          <w:rFonts w:ascii="Times New Roman" w:hAnsi="Times New Roman" w:cs="Times New Roman"/>
-          <w:sz w:val="26"/>
-          <w:szCs w:val="26"/>
-          <w:lang w:val="en-US"/>
-        </w:rPr>
-      </w:pPr>
-      <w:r>
-        <w:rPr>
-          <w:rFonts w:ascii="Times New Roman" w:hAnsi="Times New Roman" w:cs="Times New Roman"/>
-          <w:sz w:val="26"/>
-          <w:szCs w:val="26"/>
-          <w:lang w:val="en-US"/>
-        </w:rPr>
-        <w:t>The object of the study</w:t>
-      </w:r>
-      <w:r>
-        <w:rPr>
-          <w:rFonts w:ascii="Times New Roman" w:hAnsi="Times New Roman" w:cs="Times New Roman"/>
-          <w:sz w:val="26"/>
-          <w:szCs w:val="26"/>
-          <w:lang w:val="en-US"/>
-        </w:rPr>
-        <w:t xml:space="preserve"> </w:t>
-      </w:r>
-      <w:r>
-        <w:rPr>
-          <w:rFonts w:ascii="Times New Roman" w:hAnsi="Times New Roman" w:cs="Times New Roman"/>
-          <w:sz w:val="26"/>
-          <w:szCs w:val="26"/>
-          <w:lang w:val="en-US"/>
-        </w:rPr>
-        <w:t xml:space="preserve">is the professional burnout management system of employees of PJSC IC </w:t>
-      </w:r>
-      <w:proofErr w:type="spellStart"/>
-      <w:r>
-        <w:rPr>
-          <w:rFonts w:ascii="Times New Roman" w:hAnsi="Times New Roman" w:cs="Times New Roman"/>
-          <w:sz w:val="26"/>
-          <w:szCs w:val="26"/>
-          <w:lang w:val="en-US"/>
-        </w:rPr>
-        <w:t>Rosgosstrakh</w:t>
-      </w:r>
-      <w:proofErr w:type="spellEnd"/>
-      <w:r>
-        <w:rPr>
-          <w:rFonts w:ascii="Times New Roman" w:hAnsi="Times New Roman" w:cs="Times New Roman"/>
-          <w:sz w:val="26"/>
-          <w:szCs w:val="26"/>
-          <w:lang w:val="en-US"/>
-        </w:rPr>
-        <w:t>.</w:t>
-      </w:r>
-    </w:p>
-    <w:p>
-      <w:pPr>
-        <w:spacing w:line="240" w:lineRule="auto"/>
-        <w:ind w:firstLine="709"/>
-        <w:jc w:val="both"/>
-        <w:rPr>
-          <w:rFonts w:ascii="Times New Roman" w:hAnsi="Times New Roman" w:cs="Times New Roman"/>
-          <w:sz w:val="26"/>
-          <w:szCs w:val="26"/>
-          <w:lang w:val="en-US"/>
-        </w:rPr>
-      </w:pPr>
-      <w:r>
-        <w:rPr>
-          <w:rFonts w:ascii="Times New Roman" w:hAnsi="Times New Roman" w:cs="Times New Roman"/>
-          <w:sz w:val="26"/>
-          <w:szCs w:val="26"/>
-          <w:lang w:val="en-US"/>
-        </w:rPr>
-        <w:t>The subject of the study is a software module for automated analysis of the degree of burnout, implemented as a Telegram bot and using machine learning and linguistic analytics methods to assess the emotional state of employees based on their text communications.</w:t>
-      </w:r>
-    </w:p>
-    <w:p>
-      <w:pPr>
-        <w:spacing w:line="240" w:lineRule="auto"/>
-        <w:ind w:firstLine="709"/>
-        <w:jc w:val="both"/>
-        <w:rPr>
-          <w:rFonts w:ascii="Times New Roman" w:hAnsi="Times New Roman" w:cs="Times New Roman"/>
-          <w:sz w:val="26"/>
-          <w:szCs w:val="26"/>
-          <w:lang w:val="en-US"/>
-        </w:rPr>
-      </w:pPr>
-      <w:r>
-        <w:rPr>
-          <w:rFonts w:ascii="Times New Roman" w:hAnsi="Times New Roman" w:cs="Times New Roman"/>
-          <w:sz w:val="26"/>
-          <w:szCs w:val="26"/>
-          <w:lang w:val="en-US"/>
-        </w:rPr>
-        <w:t>The scientific novelty</w:t>
-      </w:r>
-      <w:r>
-        <w:rPr>
-          <w:rFonts w:ascii="Times New Roman" w:hAnsi="Times New Roman" w:cs="Times New Roman"/>
-          <w:sz w:val="26"/>
-          <w:szCs w:val="26"/>
-          <w:lang w:val="en-US"/>
-        </w:rPr>
-        <w:t xml:space="preserve"> </w:t>
-      </w:r>
-      <w:r>
-        <w:rPr>
-          <w:rFonts w:ascii="Times New Roman" w:hAnsi="Times New Roman" w:cs="Times New Roman"/>
-          <w:sz w:val="26"/>
-          <w:szCs w:val="26"/>
-          <w:lang w:val="en-US"/>
-        </w:rPr>
-        <w:t xml:space="preserve">of the study lies in the proposal of an original concept of automated monitoring of professional burnout based on the analysis of natural language of corporate chat messages, which makes it possible to obtain diagnostic data without additional surveys and without increasing the workload on employees. A combined approach to burnout assessment has been introduced, combining lexical analysis of key markers with contextual embeddings of the pre-trained Conversational </w:t>
-      </w:r>
-      <w:proofErr w:type="spellStart"/>
-      <w:r>
-        <w:rPr>
-          <w:rFonts w:ascii="Times New Roman" w:hAnsi="Times New Roman" w:cs="Times New Roman"/>
-          <w:sz w:val="26"/>
-          <w:szCs w:val="26"/>
-          <w:lang w:val="en-US"/>
-        </w:rPr>
-        <w:t>RuBERT</w:t>
-      </w:r>
-      <w:proofErr w:type="spellEnd"/>
-      <w:r>
-        <w:rPr>
-          <w:rFonts w:ascii="Times New Roman" w:hAnsi="Times New Roman" w:cs="Times New Roman"/>
-          <w:sz w:val="26"/>
-          <w:szCs w:val="26"/>
-          <w:lang w:val="en-US"/>
-        </w:rPr>
-        <w:t xml:space="preserve"> model.</w:t>
-      </w:r>
-    </w:p>
-    <w:p>
-      <w:pPr>
-        <w:spacing w:line="240" w:lineRule="auto"/>
-        <w:ind w:firstLine="709"/>
-        <w:jc w:val="both"/>
-        <w:rPr>
-          <w:rFonts w:ascii="Times New Roman" w:hAnsi="Times New Roman" w:cs="Times New Roman"/>
-          <w:sz w:val="26"/>
-          <w:szCs w:val="26"/>
-          <w:lang w:val="en-US"/>
-        </w:rPr>
-      </w:pPr>
-      <w:r>
-        <w:rPr>
-          <w:rFonts w:ascii="Times New Roman" w:hAnsi="Times New Roman" w:cs="Times New Roman"/>
-          <w:sz w:val="26"/>
-          <w:szCs w:val="26"/>
-          <w:lang w:val="en-US"/>
-        </w:rPr>
-        <w:t>The research methodology</w:t>
-      </w:r>
-      <w:r>
-        <w:rPr>
-          <w:rFonts w:ascii="Times New Roman" w:hAnsi="Times New Roman" w:cs="Times New Roman"/>
-          <w:sz w:val="26"/>
-          <w:szCs w:val="26"/>
-          <w:lang w:val="en-US"/>
-        </w:rPr>
-        <w:t xml:space="preserve"> </w:t>
-      </w:r>
-      <w:r>
-        <w:rPr>
-          <w:rFonts w:ascii="Times New Roman" w:hAnsi="Times New Roman" w:cs="Times New Roman"/>
-          <w:sz w:val="26"/>
-          <w:szCs w:val="26"/>
-          <w:lang w:val="en-US"/>
-        </w:rPr>
-        <w:t>includes the use of system analysis, comparative analysis, modeling and software implementation.</w:t>
-      </w:r>
-    </w:p>
-    <w:p>
-      <w:pPr>
-        <w:spacing w:line="240" w:lineRule="auto"/>
-        <w:ind w:firstLine="709"/>
-        <w:jc w:val="both"/>
-        <w:rPr>
-          <w:rFonts w:ascii="Times New Roman" w:hAnsi="Times New Roman" w:cs="Times New Roman"/>
-          <w:sz w:val="26"/>
-          <w:szCs w:val="26"/>
-          <w:lang w:val="en-US"/>
-        </w:rPr>
-      </w:pPr>
-      <w:r>
-        <w:rPr>
-          <w:rFonts w:ascii="Times New Roman" w:hAnsi="Times New Roman" w:cs="Times New Roman"/>
-          <w:sz w:val="26"/>
-          <w:szCs w:val="26"/>
-          <w:lang w:val="en-US"/>
-        </w:rPr>
-        <w:lastRenderedPageBreak/>
-        <w:t>The practical significance</w:t>
-      </w:r>
-      <w:r>
-        <w:rPr>
-          <w:rFonts w:ascii="Times New Roman" w:hAnsi="Times New Roman" w:cs="Times New Roman"/>
-          <w:sz w:val="26"/>
-          <w:szCs w:val="26"/>
-          <w:lang w:val="en-US"/>
-        </w:rPr>
-        <w:t xml:space="preserve"> </w:t>
-      </w:r>
-      <w:r>
-        <w:rPr>
-          <w:rFonts w:ascii="Times New Roman" w:hAnsi="Times New Roman" w:cs="Times New Roman"/>
-          <w:sz w:val="26"/>
-          <w:szCs w:val="26"/>
-          <w:lang w:val="en-US"/>
-        </w:rPr>
-        <w:t xml:space="preserve">of the work lies in the development of a module prototype that allows PJSC IC </w:t>
-      </w:r>
-      <w:proofErr w:type="spellStart"/>
-      <w:r>
-        <w:rPr>
-          <w:rFonts w:ascii="Times New Roman" w:hAnsi="Times New Roman" w:cs="Times New Roman"/>
-          <w:sz w:val="26"/>
-          <w:szCs w:val="26"/>
-          <w:lang w:val="en-US"/>
-        </w:rPr>
-        <w:t>Rosgosstrakh</w:t>
-      </w:r>
-      <w:proofErr w:type="spellEnd"/>
-      <w:r>
-        <w:rPr>
-          <w:rFonts w:ascii="Times New Roman" w:hAnsi="Times New Roman" w:cs="Times New Roman"/>
-          <w:sz w:val="26"/>
-          <w:szCs w:val="26"/>
-          <w:lang w:val="en-US"/>
-        </w:rPr>
-        <w:t xml:space="preserve"> </w:t>
-      </w:r>
-      <w:r>
-        <w:rPr>
-          <w:rFonts w:ascii="Times New Roman" w:hAnsi="Times New Roman" w:cs="Times New Roman"/>
-          <w:sz w:val="26"/>
-          <w:szCs w:val="26"/>
-          <w:lang w:val="en-US"/>
-        </w:rPr>
-        <w:t>to move from a reactive annual survey to continuous proactive monitoring of personnel condition, reduce response time from months to days, reduce the burden on HR specialists, reduce staff turnover and, as a result, increase productivity and customer satisfaction. The volume of the master’s thesis is 10</w:t>
-      </w:r>
-      <w:r>
-        <w:rPr>
-          <w:rFonts w:ascii="Times New Roman" w:hAnsi="Times New Roman" w:cs="Times New Roman"/>
-          <w:sz w:val="26"/>
-          <w:szCs w:val="26"/>
-          <w:lang w:val="en-US"/>
-        </w:rPr>
-        <w:t>5</w:t>
-      </w:r>
-      <w:r>
-        <w:rPr>
-          <w:rFonts w:ascii="Times New Roman" w:hAnsi="Times New Roman" w:cs="Times New Roman"/>
-          <w:sz w:val="26"/>
-          <w:szCs w:val="26"/>
-          <w:lang w:val="en-US"/>
-        </w:rPr>
-        <w:t xml:space="preserve"> pages, the structure of the master’s thesis includes an introduction, three chapters, a conclusion, and a list of references of 4</w:t>
-      </w:r>
-      <w:r>
-        <w:rPr>
-          <w:rFonts w:ascii="Times New Roman" w:hAnsi="Times New Roman" w:cs="Times New Roman"/>
-          <w:sz w:val="26"/>
-          <w:szCs w:val="26"/>
-          <w:lang w:val="en-US"/>
-        </w:rPr>
-        <w:t>6</w:t>
-      </w:r>
-      <w:r>
-        <w:rPr>
-          <w:rFonts w:ascii="Times New Roman" w:hAnsi="Times New Roman" w:cs="Times New Roman"/>
-          <w:sz w:val="26"/>
-          <w:szCs w:val="26"/>
-          <w:lang w:val="en-US"/>
-        </w:rPr>
-        <w:t xml:space="preserve"> titles.</w:t>
-      </w:r>
-    </w:p>
-    <w:p>
-      <w:pPr>
-        <w:spacing w:line="240" w:lineRule="auto"/>
-        <w:ind w:firstLine="709"/>
-        <w:jc w:val="both"/>
-        <w:rPr>
-          <w:rFonts w:ascii="Times New Roman" w:hAnsi="Times New Roman" w:cs="Times New Roman"/>
-          <w:sz w:val="26"/>
-          <w:szCs w:val="26"/>
-          <w:lang w:val="en-US"/>
-        </w:rPr>
-      </w:pPr>
-      <w:r>
-        <w:rPr>
-          <w:rFonts w:ascii="Times New Roman" w:hAnsi="Times New Roman" w:cs="Times New Roman"/>
-          <w:sz w:val="26"/>
-          <w:szCs w:val="26"/>
-          <w:lang w:val="en-US"/>
-        </w:rPr>
-        <w:t>The author of the dissertation</w:t>
-      </w:r>
-      <w:r>
-        <w:rPr>
-          <w:rFonts w:ascii="Times New Roman" w:hAnsi="Times New Roman" w:cs="Times New Roman"/>
-          <w:sz w:val="26"/>
-          <w:szCs w:val="26"/>
-          <w:lang w:val="en-US"/>
-        </w:rPr>
-        <w:t xml:space="preserve"> </w:t>
-      </w:r>
-      <w:r>
-        <w:rPr>
-          <w:rFonts w:ascii="Times New Roman" w:hAnsi="Times New Roman" w:cs="Times New Roman"/>
-          <w:sz w:val="26"/>
-          <w:szCs w:val="26"/>
-          <w:lang w:val="en-US"/>
-        </w:rPr>
-        <w:tab/>
-      </w:r>
-      <w:r>
-        <w:rPr>
-          <w:rFonts w:ascii="Times New Roman" w:hAnsi="Times New Roman" w:cs="Times New Roman"/>
-          <w:sz w:val="26"/>
-          <w:szCs w:val="26"/>
-          <w:lang w:val="en-US"/>
-        </w:rPr>
-        <w:tab/>
-      </w:r>
-      <w:r>
-        <w:rPr>
-          <w:rFonts w:ascii="Times New Roman" w:hAnsi="Times New Roman" w:cs="Times New Roman"/>
-          <w:sz w:val="26"/>
-          <w:szCs w:val="26"/>
-          <w:lang w:val="en-US"/>
-        </w:rPr>
-        <w:tab/>
-      </w:r>
-      <w:r>
-        <w:rPr>
-          <w:rFonts w:ascii="Times New Roman" w:hAnsi="Times New Roman" w:cs="Times New Roman"/>
-          <w:sz w:val="26"/>
-          <w:szCs w:val="26"/>
-          <w:lang w:val="en-US"/>
-        </w:rPr>
-        <w:tab/>
-      </w:r>
-      <w:r>
-        <w:rPr>
-          <w:rFonts w:ascii="Times New Roman" w:hAnsi="Times New Roman" w:cs="Times New Roman"/>
-          <w:sz w:val="26"/>
-          <w:szCs w:val="26"/>
-          <w:lang w:val="en-US"/>
-        </w:rPr>
-        <w:tab/>
-      </w:r>
-      <w:r>
-        <w:rPr>
-          <w:rFonts w:ascii="Times New Roman" w:hAnsi="Times New Roman" w:cs="Times New Roman"/>
-          <w:sz w:val="26"/>
-          <w:szCs w:val="26"/>
-          <w:lang w:val="en-US"/>
-        </w:rPr>
-        <w:t>Gorbacheva S.Z.</w:t>
-      </w:r>
-    </w:p>
-    <w:p>
-      <w:pPr>
-        <w:spacing w:line="240" w:lineRule="auto"/>
-        <w:ind w:firstLine="709"/>
-        <w:jc w:val="both"/>
-        <w:rPr>
-          <w:rFonts w:ascii="Times New Roman" w:hAnsi="Times New Roman" w:cs="Times New Roman"/>
-          <w:sz w:val="26"/>
-          <w:szCs w:val="26"/>
-          <w:lang w:val="en-US"/>
-        </w:rPr>
-      </w:pPr>
+        <w:t xml:space="preserve"> P.A.</w:t>
+      </w:r>
     </w:p>
     <w:sectPr>
       <w:pgSz w:w="11906" w:h="16838"/>
@@ -1533,6 +1279,92 @@
     </w:lvl>
   </w:abstractNum>
   <w:abstractNum w:abstractNumId="1" w15:restartNumberingAfterBreak="0">
+    <w:nsid w:val="46B41936"/>
+    <w:multiLevelType w:val="hybridMultilevel"/>
+    <w:tmpl w:val="EABAA5FE"/>
+    <w:lvl w:ilvl="0" w:tplc="0419000F">
+      <w:start w:val="1"/>
+      <w:numFmt w:val="decimal"/>
+      <w:lvlText w:val="%1."/>
+      <w:lvlJc w:val="left"/>
+      <w:pPr>
+        <w:ind w:left="1429" w:hanging="360"/>
+      </w:pPr>
+    </w:lvl>
+    <w:lvl w:ilvl="1" w:tplc="04190019" w:tentative="1">
+      <w:start w:val="1"/>
+      <w:numFmt w:val="lowerLetter"/>
+      <w:lvlText w:val="%2."/>
+      <w:lvlJc w:val="left"/>
+      <w:pPr>
+        <w:ind w:left="2149" w:hanging="360"/>
+      </w:pPr>
+    </w:lvl>
+    <w:lvl w:ilvl="2" w:tplc="0419001B" w:tentative="1">
+      <w:start w:val="1"/>
+      <w:numFmt w:val="lowerRoman"/>
+      <w:lvlText w:val="%3."/>
+      <w:lvlJc w:val="right"/>
+      <w:pPr>
+        <w:ind w:left="2869" w:hanging="180"/>
+      </w:pPr>
+    </w:lvl>
+    <w:lvl w:ilvl="3" w:tplc="0419000F" w:tentative="1">
+      <w:start w:val="1"/>
+      <w:numFmt w:val="decimal"/>
+      <w:lvlText w:val="%4."/>
+      <w:lvlJc w:val="left"/>
+      <w:pPr>
+        <w:ind w:left="3589" w:hanging="360"/>
+      </w:pPr>
+    </w:lvl>
+    <w:lvl w:ilvl="4" w:tplc="04190019" w:tentative="1">
+      <w:start w:val="1"/>
+      <w:numFmt w:val="lowerLetter"/>
+      <w:lvlText w:val="%5."/>
+      <w:lvlJc w:val="left"/>
+      <w:pPr>
+        <w:ind w:left="4309" w:hanging="360"/>
+      </w:pPr>
+    </w:lvl>
+    <w:lvl w:ilvl="5" w:tplc="0419001B" w:tentative="1">
+      <w:start w:val="1"/>
+      <w:numFmt w:val="lowerRoman"/>
+      <w:lvlText w:val="%6."/>
+      <w:lvlJc w:val="right"/>
+      <w:pPr>
+        <w:ind w:left="5029" w:hanging="180"/>
+      </w:pPr>
+    </w:lvl>
+    <w:lvl w:ilvl="6" w:tplc="0419000F" w:tentative="1">
+      <w:start w:val="1"/>
+      <w:numFmt w:val="decimal"/>
+      <w:lvlText w:val="%7."/>
+      <w:lvlJc w:val="left"/>
+      <w:pPr>
+        <w:ind w:left="5749" w:hanging="360"/>
+      </w:pPr>
+    </w:lvl>
+    <w:lvl w:ilvl="7" w:tplc="04190019" w:tentative="1">
+      <w:start w:val="1"/>
+      <w:numFmt w:val="lowerLetter"/>
+      <w:lvlText w:val="%8."/>
+      <w:lvlJc w:val="left"/>
+      <w:pPr>
+        <w:ind w:left="6469" w:hanging="360"/>
+      </w:pPr>
+    </w:lvl>
+    <w:lvl w:ilvl="8" w:tplc="0419001B" w:tentative="1">
+      <w:start w:val="1"/>
+      <w:numFmt w:val="lowerRoman"/>
+      <w:lvlText w:val="%9."/>
+      <w:lvlJc w:val="right"/>
+      <w:pPr>
+        <w:ind w:left="7189" w:hanging="180"/>
+      </w:pPr>
+    </w:lvl>
+  </w:abstractNum>
+  <w:abstractNum w:abstractNumId="2" w15:restartNumberingAfterBreak="0">
     <w:nsid w:val="71156FFE"/>
     <w:multiLevelType w:val="multilevel"/>
     <w:tmpl w:val="5BEE422C"/>
@@ -1649,6 +1481,9 @@
     <w:abstractNumId w:val="0"/>
   </w:num>
   <w:num w:numId="2" w16cid:durableId="23868760">
+    <w:abstractNumId w:val="2"/>
+  </w:num>
+  <w:num w:numId="3" w16cid:durableId="54860449">
     <w:abstractNumId w:val="1"/>
   </w:num>
 </w:numbering>
@@ -2255,6 +2090,7 @@
   <w:style w:type="character" w:default="1" w:styleId="a0">
     <w:name w:val="Default Paragraph Font"/>
     <w:uiPriority w:val="1"/>
+    <w:semiHidden/>
     <w:unhideWhenUsed/>
   </w:style>
   <w:style w:type="table" w:default="1" w:styleId="a1">
